--- a/bsoft-py/aws_labs/labs/lab5.docx
+++ b/bsoft-py/aws_labs/labs/lab5.docx
@@ -9,6 +9,82 @@
         <w:ind/>
         <w:rPr/>
       </w:pPr>
+      <w:r/>
+      <w:r/>
+    </w:p>
+    <w:tbl>
+      <w:tblPr>
+        <w:tblStyle w:val="701"/>
+        <w:tblInd w:w="0" w:type="dxa"/>
+        <w:tblW w:w="0" w:type="auto"/>
+        <w:tblBorders>
+          <w:top w:val="none" w:color="000000" w:sz="4" w:space="0"/>
+          <w:left w:val="none" w:color="000000" w:sz="4" w:space="0"/>
+          <w:bottom w:val="none" w:color="000000" w:sz="4" w:space="0"/>
+          <w:right w:val="none" w:color="000000" w:sz="4" w:space="0"/>
+          <w:insideH w:val="none" w:color="000000" w:sz="4" w:space="0"/>
+          <w:insideV w:val="none" w:color="000000" w:sz="4" w:space="0"/>
+        </w:tblBorders>
+        <w:tblLayout w:type="autofit"/>
+        <w:tblLook w:val="04A0" w:firstRow="1" w:lastRow="0" w:firstColumn="1" w:lastColumn="0" w:noHBand="0" w:noVBand="1"/>
+      </w:tblPr>
+      <w:tblGrid>
+        <w:gridCol w:w="9354"/>
+      </w:tblGrid>
+      <w:tr>
+        <w:trPr>
+          <w:trHeight w:val="300"/>
+        </w:trPr>
+        <w:tc>
+          <w:tcPr>
+            <w:tcBorders/>
+            <w:tcMar>
+              <w:left w:w="15" w:type="dxa"/>
+              <w:top w:w="15" w:type="dxa"/>
+              <w:right w:w="15" w:type="dxa"/>
+              <w:bottom w:w="15" w:type="dxa"/>
+            </w:tcMar>
+            <w:tcW w:w="9354" w:type="dxa"/>
+            <w:vAlign w:val="center"/>
+            <w:noWrap/>
+          </w:tcPr>
+          <w:p>
+            <w:pPr>
+              <w:pBdr/>
+              <w:spacing w:after="0" w:before="0" w:line="240"/>
+              <w:ind/>
+              <w:rPr/>
+            </w:pPr>
+            <w:r>
+              <w:rPr>
+                <w:rFonts w:ascii="Liberation Sans" w:hAnsi="Liberation Sans" w:eastAsia="Liberation Sans" w:cs="Liberation Sans"/>
+                <w:color w:val="000000"/>
+                <w:sz w:val="22"/>
+              </w:rPr>
+              <w:t xml:space="preserve">Create an IAM r</w:t>
+            </w:r>
+            <w:r/>
+            <w:r>
+              <w:rPr>
+                <w:rFonts w:ascii="Liberation Sans" w:hAnsi="Liberation Sans" w:eastAsia="Liberation Sans" w:cs="Liberation Sans"/>
+                <w:color w:val="000000"/>
+                <w:sz w:val="22"/>
+              </w:rPr>
+              <w:t xml:space="preserve">ole and assign a policy that allows an application EC2 instance to access a database server(database installed on EC2 instances) </w:t>
+            </w:r>
+            <w:r/>
+          </w:p>
+        </w:tc>
+      </w:tr>
+    </w:tbl>
+    <w:p>
+      <w:pPr>
+        <w:pBdr/>
+        <w:spacing/>
+        <w:ind/>
+        <w:rPr/>
+      </w:pPr>
+      <w:r/>
       <w:r>
         <mc:AlternateContent>
           <mc:Choice Requires="wpg">
@@ -24,20 +100,20 @@
                   <a:graphicData uri="http://schemas.openxmlformats.org/drawingml/2006/picture">
                     <pic:pic xmlns:pic="http://schemas.openxmlformats.org/drawingml/2006/picture">
                       <pic:nvPicPr>
-                        <pic:cNvPr id="197827337" name=""/>
+                        <pic:cNvPr id="780551137" name=""/>
                         <pic:cNvPicPr>
                           <a:picLocks noChangeAspect="1"/>
                         </pic:cNvPicPr>
                         <pic:nvPr/>
                       </pic:nvPicPr>
                       <pic:blipFill rotWithShape="1">
-                        <a:blip r:embed="rId8"/>
+                        <a:blip r:embed="rId9"/>
                         <a:stretch/>
                       </pic:blipFill>
                       <pic:spPr bwMode="auto">
                         <a:xfrm>
                           <a:off x="0" y="0"/>
-                          <a:ext cx="5943599" cy="3550537"/>
+                          <a:ext cx="5943598" cy="3550536"/>
                         </a:xfrm>
                         <a:prstGeom prst="rect">
                           <a:avLst/>
@@ -71,7 +147,7 @@
                 <o:lock v:ext="edit" aspectratio="t"/>
               </v:shapetype>
               <v:shape id="_x0000_i0" o:spid="_x0000_s0" type="#_x0000_t75" style="width:468.00pt;height:279.57pt;mso-wrap-distance-left:0.00pt;mso-wrap-distance-top:0.00pt;mso-wrap-distance-right:0.00pt;mso-wrap-distance-bottom:0.00pt;z-index:1;" stroked="false">
-                <v:imagedata r:id="rId8" o:title=""/>
+                <v:imagedata r:id="rId9" o:title=""/>
                 <o:lock v:ext="edit" rotation="t"/>
               </v:shape>
             </w:pict>
@@ -79,8 +155,11 @@
         </mc:AlternateContent>
       </w:r>
       <w:r/>
+      <w:r/>
+      <w:r/>
     </w:p>
     <w:sectPr>
+      <w:headerReference w:type="default" r:id="rId8"/>
       <w:footnotePr/>
       <w:endnotePr/>
       <w:type w:val="nextPage"/>
@@ -102,7 +181,6 @@
         <w:ind/>
         <w:rPr/>
       </w:pPr>
-      <w:r/>
       <w:r>
         <w:separator/>
       </w:r>
@@ -117,7 +195,6 @@
         <w:ind/>
         <w:rPr/>
       </w:pPr>
-      <w:r/>
       <w:r>
         <w:continuationSeparator/>
       </w:r>
@@ -137,7 +214,6 @@
         <w:ind/>
         <w:rPr/>
       </w:pPr>
-      <w:r/>
       <w:r>
         <w:separator/>
       </w:r>
@@ -152,7 +228,6 @@
         <w:ind/>
         <w:rPr/>
       </w:pPr>
-      <w:r/>
       <w:r>
         <w:continuationSeparator/>
       </w:r>
@@ -160,6 +235,21 @@
     </w:p>
   </w:footnote>
 </w:footnotes>
+</file>
+
+<file path=word/header1.xml><?xml version="1.0" encoding="utf-8"?>
+<w:hdr xmlns:wpc="http://schemas.microsoft.com/office/word/2010/wordprocessingCanvas" xmlns:mc="http://schemas.openxmlformats.org/markup-compatibility/2006" xmlns:o="urn:schemas-microsoft-com:office:office" xmlns:r="http://schemas.openxmlformats.org/officeDocument/2006/relationships" xmlns:m="http://schemas.openxmlformats.org/officeDocument/2006/math" xmlns:v="urn:schemas-microsoft-com:vml" xmlns:wp14="http://schemas.microsoft.com/office/word/2010/wordprocessingDrawing" xmlns:wp="http://schemas.openxmlformats.org/drawingml/2006/wordprocessingDrawing" xmlns:w10="urn:schemas-microsoft-com:office:word" xmlns:w="http://schemas.openxmlformats.org/wordprocessingml/2006/main" xmlns:w14="http://schemas.microsoft.com/office/word/2010/wordml" xmlns:w15="http://schemas.microsoft.com/office/word/2012/wordml" xmlns:wpg="http://schemas.microsoft.com/office/word/2010/wordprocessingGroup" xmlns:wpi="http://schemas.microsoft.com/office/word/2010/wordprocessingInk" xmlns:wne="http://schemas.microsoft.com/office/word/2006/wordml" xmlns:a="http://schemas.openxmlformats.org/drawingml/2006/main" xmlns:wps="http://schemas.microsoft.com/office/word/2010/wordprocessingShape" mc:Ignorable="w14 w15 wp14">
+  <w:p>
+    <w:pPr>
+      <w:pBdr/>
+      <w:spacing/>
+      <w:ind/>
+      <w:rPr/>
+    </w:pPr>
+    <w:r/>
+    <w:r/>
+  </w:p>
+</w:hdr>
 </file>
 
 <file path=word/styles.xml><?xml version="1.0" encoding="utf-8"?>
@@ -320,9 +410,9 @@
     <w:lsdException w:name="Bibliography" w:uiPriority="37"/>
     <w:lsdException w:name="TOC Heading" w:uiPriority="39" w:qFormat="1"/>
   </w:latentStyles>
-  <w:style w:type="table" w:styleId="12">
+  <w:style w:type="table" w:styleId="701">
     <w:name w:val="Table Grid"/>
-    <w:basedOn w:val="665"/>
+    <w:basedOn w:val="887"/>
     <w:uiPriority w:val="59"/>
     <w:pPr>
       <w:pBdr/>
@@ -519,9 +609,9 @@
       </w:tcPr>
     </w:tblStylePr>
   </w:style>
-  <w:style w:type="table" w:styleId="13">
+  <w:style w:type="table" w:styleId="702">
     <w:name w:val="Table Grid Light"/>
-    <w:basedOn w:val="665"/>
+    <w:basedOn w:val="887"/>
     <w:uiPriority w:val="59"/>
     <w:pPr>
       <w:pBdr/>
@@ -718,9 +808,9 @@
       </w:tcPr>
     </w:tblStylePr>
   </w:style>
-  <w:style w:type="table" w:styleId="14">
+  <w:style w:type="table" w:styleId="703">
     <w:name w:val="Plain Table 1"/>
-    <w:basedOn w:val="665"/>
+    <w:basedOn w:val="887"/>
     <w:uiPriority w:val="59"/>
     <w:pPr>
       <w:pBdr/>
@@ -943,9 +1033,9 @@
       </w:tcPr>
     </w:tblStylePr>
   </w:style>
-  <w:style w:type="table" w:styleId="15">
+  <w:style w:type="table" w:styleId="704">
     <w:name w:val="Plain Table 2"/>
-    <w:basedOn w:val="665"/>
+    <w:basedOn w:val="887"/>
     <w:uiPriority w:val="59"/>
     <w:pPr>
       <w:pBdr/>
@@ -1176,9 +1266,9 @@
       </w:tcPr>
     </w:tblStylePr>
   </w:style>
-  <w:style w:type="table" w:styleId="16">
+  <w:style w:type="table" w:styleId="705">
     <w:name w:val="Plain Table 3"/>
-    <w:basedOn w:val="665"/>
+    <w:basedOn w:val="887"/>
     <w:uiPriority w:val="99"/>
     <w:pPr>
       <w:pBdr/>
@@ -1406,9 +1496,9 @@
       </w:tcPr>
     </w:tblStylePr>
   </w:style>
-  <w:style w:type="table" w:styleId="17">
+  <w:style w:type="table" w:styleId="706">
     <w:name w:val="Plain Table 4"/>
-    <w:basedOn w:val="665"/>
+    <w:basedOn w:val="887"/>
     <w:uiPriority w:val="99"/>
     <w:pPr>
       <w:pBdr/>
@@ -1622,9 +1712,9 @@
       </w:tcPr>
     </w:tblStylePr>
   </w:style>
-  <w:style w:type="table" w:styleId="18">
+  <w:style w:type="table" w:styleId="707">
     <w:name w:val="Plain Table 5"/>
-    <w:basedOn w:val="665"/>
+    <w:basedOn w:val="887"/>
     <w:uiPriority w:val="99"/>
     <w:pPr>
       <w:pBdr/>
@@ -1855,9 +1945,9 @@
       </w:tcPr>
     </w:tblStylePr>
   </w:style>
-  <w:style w:type="table" w:styleId="19">
+  <w:style w:type="table" w:styleId="708">
     <w:name w:val="Grid Table 1 Light"/>
-    <w:basedOn w:val="665"/>
+    <w:basedOn w:val="887"/>
     <w:uiPriority w:val="99"/>
     <w:pPr>
       <w:pBdr/>
@@ -2078,9 +2168,9 @@
       </w:tcPr>
     </w:tblStylePr>
   </w:style>
-  <w:style w:type="table" w:styleId="20">
+  <w:style w:type="table" w:styleId="709">
     <w:name w:val="Grid Table 1 Light - Accent 1"/>
-    <w:basedOn w:val="665"/>
+    <w:basedOn w:val="887"/>
     <w:uiPriority w:val="99"/>
     <w:pPr>
       <w:pBdr/>
@@ -2301,9 +2391,9 @@
       </w:tcPr>
     </w:tblStylePr>
   </w:style>
-  <w:style w:type="table" w:styleId="21">
+  <w:style w:type="table" w:styleId="710">
     <w:name w:val="Grid Table 1 Light - Accent 2"/>
-    <w:basedOn w:val="665"/>
+    <w:basedOn w:val="887"/>
     <w:uiPriority w:val="99"/>
     <w:pPr>
       <w:pBdr/>
@@ -2524,9 +2614,9 @@
       </w:tcPr>
     </w:tblStylePr>
   </w:style>
-  <w:style w:type="table" w:styleId="22">
+  <w:style w:type="table" w:styleId="711">
     <w:name w:val="Grid Table 1 Light - Accent 3"/>
-    <w:basedOn w:val="665"/>
+    <w:basedOn w:val="887"/>
     <w:uiPriority w:val="99"/>
     <w:pPr>
       <w:pBdr/>
@@ -2747,9 +2837,9 @@
       </w:tcPr>
     </w:tblStylePr>
   </w:style>
-  <w:style w:type="table" w:styleId="23">
+  <w:style w:type="table" w:styleId="712">
     <w:name w:val="Grid Table 1 Light - Accent 4"/>
-    <w:basedOn w:val="665"/>
+    <w:basedOn w:val="887"/>
     <w:uiPriority w:val="99"/>
     <w:pPr>
       <w:pBdr/>
@@ -2970,9 +3060,9 @@
       </w:tcPr>
     </w:tblStylePr>
   </w:style>
-  <w:style w:type="table" w:styleId="24">
+  <w:style w:type="table" w:styleId="713">
     <w:name w:val="Grid Table 1 Light - Accent 5"/>
-    <w:basedOn w:val="665"/>
+    <w:basedOn w:val="887"/>
     <w:uiPriority w:val="99"/>
     <w:pPr>
       <w:pBdr/>
@@ -3193,9 +3283,9 @@
       </w:tcPr>
     </w:tblStylePr>
   </w:style>
-  <w:style w:type="table" w:styleId="25">
+  <w:style w:type="table" w:styleId="714">
     <w:name w:val="Grid Table 1 Light - Accent 6"/>
-    <w:basedOn w:val="665"/>
+    <w:basedOn w:val="887"/>
     <w:uiPriority w:val="99"/>
     <w:pPr>
       <w:pBdr/>
@@ -3416,9 +3506,9 @@
       </w:tcPr>
     </w:tblStylePr>
   </w:style>
-  <w:style w:type="table" w:styleId="26">
+  <w:style w:type="table" w:styleId="715">
     <w:name w:val="Grid Table 2"/>
-    <w:basedOn w:val="665"/>
+    <w:basedOn w:val="887"/>
     <w:uiPriority w:val="99"/>
     <w:pPr>
       <w:pBdr/>
@@ -3648,9 +3738,9 @@
       </w:tcPr>
     </w:tblStylePr>
   </w:style>
-  <w:style w:type="table" w:styleId="27">
+  <w:style w:type="table" w:styleId="716">
     <w:name w:val="Grid Table 2 - Accent 1"/>
-    <w:basedOn w:val="665"/>
+    <w:basedOn w:val="887"/>
     <w:uiPriority w:val="99"/>
     <w:pPr>
       <w:pBdr/>
@@ -3880,9 +3970,9 @@
       </w:tcPr>
     </w:tblStylePr>
   </w:style>
-  <w:style w:type="table" w:styleId="28">
+  <w:style w:type="table" w:styleId="717">
     <w:name w:val="Grid Table 2 - Accent 2"/>
-    <w:basedOn w:val="665"/>
+    <w:basedOn w:val="887"/>
     <w:uiPriority w:val="99"/>
     <w:pPr>
       <w:pBdr/>
@@ -4112,9 +4202,9 @@
       </w:tcPr>
     </w:tblStylePr>
   </w:style>
-  <w:style w:type="table" w:styleId="29">
+  <w:style w:type="table" w:styleId="718">
     <w:name w:val="Grid Table 2 - Accent 3"/>
-    <w:basedOn w:val="665"/>
+    <w:basedOn w:val="887"/>
     <w:uiPriority w:val="99"/>
     <w:pPr>
       <w:pBdr/>
@@ -4344,9 +4434,9 @@
       </w:tcPr>
     </w:tblStylePr>
   </w:style>
-  <w:style w:type="table" w:styleId="30">
+  <w:style w:type="table" w:styleId="719">
     <w:name w:val="Grid Table 2 - Accent 4"/>
-    <w:basedOn w:val="665"/>
+    <w:basedOn w:val="887"/>
     <w:uiPriority w:val="99"/>
     <w:pPr>
       <w:pBdr/>
@@ -4576,9 +4666,9 @@
       </w:tcPr>
     </w:tblStylePr>
   </w:style>
-  <w:style w:type="table" w:styleId="31">
+  <w:style w:type="table" w:styleId="720">
     <w:name w:val="Grid Table 2 - Accent 5"/>
-    <w:basedOn w:val="665"/>
+    <w:basedOn w:val="887"/>
     <w:uiPriority w:val="99"/>
     <w:pPr>
       <w:pBdr/>
@@ -4808,9 +4898,9 @@
       </w:tcPr>
     </w:tblStylePr>
   </w:style>
-  <w:style w:type="table" w:styleId="32">
+  <w:style w:type="table" w:styleId="721">
     <w:name w:val="Grid Table 2 - Accent 6"/>
-    <w:basedOn w:val="665"/>
+    <w:basedOn w:val="887"/>
     <w:uiPriority w:val="99"/>
     <w:pPr>
       <w:pBdr/>
@@ -5040,9 +5130,9 @@
       </w:tcPr>
     </w:tblStylePr>
   </w:style>
-  <w:style w:type="table" w:styleId="33">
+  <w:style w:type="table" w:styleId="722">
     <w:name w:val="Grid Table 3"/>
-    <w:basedOn w:val="665"/>
+    <w:basedOn w:val="887"/>
     <w:uiPriority w:val="99"/>
     <w:pPr>
       <w:pBdr/>
@@ -5141,29 +5231,6 @@
         <w:tblBorders/>
       </w:tblPr>
       <w:tcPr>
-        <w:shd w:color="ffffff"/>
-        <w:tcBorders>
-          <w:top w:val="none" w:color="000000" w:sz="4" w:space="0"/>
-          <w:left w:val="none" w:color="000000" w:sz="4" w:space="0"/>
-          <w:bottom w:val="none" w:color="000000" w:sz="4" w:space="0"/>
-          <w:right w:val="none" w:color="000000" w:sz="4" w:space="0"/>
-        </w:tcBorders>
-      </w:tcPr>
-    </w:tblStylePr>
-    <w:tblStylePr w:type="firstRow">
-      <w:rPr>
-        <w:b/>
-        <w:color w:val="404040"/>
-      </w:rPr>
-      <w:pPr>
-        <w:pBdr/>
-        <w:spacing/>
-        <w:ind/>
-      </w:pPr>
-      <w:tblPr>
-        <w:tblBorders/>
-      </w:tblPr>
-      <w:tcPr>
         <w:shd w:val="clear" w:color="ffffff"/>
         <w:tcBorders>
           <w:top w:val="none" w:color="000000" w:sz="4" w:space="0"/>
@@ -5173,30 +5240,7 @@
         </w:tcBorders>
       </w:tcPr>
     </w:tblStylePr>
-    <w:tblStylePr w:type="lastCol">
-      <w:rPr>
-        <w:i/>
-        <w:color w:val="404040"/>
-      </w:rPr>
-      <w:pPr>
-        <w:pBdr/>
-        <w:spacing/>
-        <w:ind/>
-      </w:pPr>
-      <w:tblPr>
-        <w:tblBorders/>
-      </w:tblPr>
-      <w:tcPr>
-        <w:shd w:color="ffffff"/>
-        <w:tcBorders>
-          <w:top w:val="none" w:color="000000" w:sz="4" w:space="0"/>
-          <w:left w:val="none" w:color="000000" w:sz="4" w:space="0"/>
-          <w:bottom w:val="none" w:color="000000" w:sz="4" w:space="0"/>
-          <w:right w:val="none" w:color="000000" w:sz="4" w:space="0"/>
-        </w:tcBorders>
-      </w:tcPr>
-    </w:tblStylePr>
-    <w:tblStylePr w:type="lastRow">
+    <w:tblStylePr w:type="firstRow">
       <w:rPr>
         <w:b/>
         <w:color w:val="404040"/>
@@ -5219,6 +5263,52 @@
         </w:tcBorders>
       </w:tcPr>
     </w:tblStylePr>
+    <w:tblStylePr w:type="lastCol">
+      <w:rPr>
+        <w:i/>
+        <w:color w:val="404040"/>
+      </w:rPr>
+      <w:pPr>
+        <w:pBdr/>
+        <w:spacing/>
+        <w:ind/>
+      </w:pPr>
+      <w:tblPr>
+        <w:tblBorders/>
+      </w:tblPr>
+      <w:tcPr>
+        <w:shd w:val="clear" w:color="ffffff"/>
+        <w:tcBorders>
+          <w:top w:val="none" w:color="000000" w:sz="4" w:space="0"/>
+          <w:left w:val="none" w:color="000000" w:sz="4" w:space="0"/>
+          <w:bottom w:val="none" w:color="000000" w:sz="4" w:space="0"/>
+          <w:right w:val="none" w:color="000000" w:sz="4" w:space="0"/>
+        </w:tcBorders>
+      </w:tcPr>
+    </w:tblStylePr>
+    <w:tblStylePr w:type="lastRow">
+      <w:rPr>
+        <w:b/>
+        <w:color w:val="404040"/>
+      </w:rPr>
+      <w:pPr>
+        <w:pBdr/>
+        <w:spacing/>
+        <w:ind/>
+      </w:pPr>
+      <w:tblPr>
+        <w:tblBorders/>
+      </w:tblPr>
+      <w:tcPr>
+        <w:shd w:val="clear" w:color="ffffff"/>
+        <w:tcBorders>
+          <w:top w:val="none" w:color="000000" w:sz="4" w:space="0"/>
+          <w:left w:val="none" w:color="000000" w:sz="4" w:space="0"/>
+          <w:bottom w:val="none" w:color="000000" w:sz="4" w:space="0"/>
+          <w:right w:val="none" w:color="000000" w:sz="4" w:space="0"/>
+        </w:tcBorders>
+      </w:tcPr>
+    </w:tblStylePr>
     <w:tblStylePr w:type="nwCell">
       <w:pPr>
         <w:pBdr/>
@@ -5285,9 +5375,9 @@
       </w:tcPr>
     </w:tblStylePr>
   </w:style>
-  <w:style w:type="table" w:styleId="34">
+  <w:style w:type="table" w:styleId="723">
     <w:name w:val="Grid Table 3 - Accent 1"/>
-    <w:basedOn w:val="665"/>
+    <w:basedOn w:val="887"/>
     <w:uiPriority w:val="99"/>
     <w:pPr>
       <w:pBdr/>
@@ -5386,29 +5476,6 @@
         <w:tblBorders/>
       </w:tblPr>
       <w:tcPr>
-        <w:shd w:color="ffffff"/>
-        <w:tcBorders>
-          <w:top w:val="none" w:color="000000" w:sz="4" w:space="0"/>
-          <w:left w:val="none" w:color="000000" w:sz="4" w:space="0"/>
-          <w:bottom w:val="none" w:color="000000" w:sz="4" w:space="0"/>
-          <w:right w:val="none" w:color="000000" w:sz="4" w:space="0"/>
-        </w:tcBorders>
-      </w:tcPr>
-    </w:tblStylePr>
-    <w:tblStylePr w:type="firstRow">
-      <w:rPr>
-        <w:b/>
-        <w:color w:val="404040"/>
-      </w:rPr>
-      <w:pPr>
-        <w:pBdr/>
-        <w:spacing/>
-        <w:ind/>
-      </w:pPr>
-      <w:tblPr>
-        <w:tblBorders/>
-      </w:tblPr>
-      <w:tcPr>
         <w:shd w:val="clear" w:color="ffffff"/>
         <w:tcBorders>
           <w:top w:val="none" w:color="000000" w:sz="4" w:space="0"/>
@@ -5418,30 +5485,7 @@
         </w:tcBorders>
       </w:tcPr>
     </w:tblStylePr>
-    <w:tblStylePr w:type="lastCol">
-      <w:rPr>
-        <w:i/>
-        <w:color w:val="404040"/>
-      </w:rPr>
-      <w:pPr>
-        <w:pBdr/>
-        <w:spacing/>
-        <w:ind/>
-      </w:pPr>
-      <w:tblPr>
-        <w:tblBorders/>
-      </w:tblPr>
-      <w:tcPr>
-        <w:shd w:color="ffffff"/>
-        <w:tcBorders>
-          <w:top w:val="none" w:color="000000" w:sz="4" w:space="0"/>
-          <w:left w:val="none" w:color="000000" w:sz="4" w:space="0"/>
-          <w:bottom w:val="none" w:color="000000" w:sz="4" w:space="0"/>
-          <w:right w:val="none" w:color="000000" w:sz="4" w:space="0"/>
-        </w:tcBorders>
-      </w:tcPr>
-    </w:tblStylePr>
-    <w:tblStylePr w:type="lastRow">
+    <w:tblStylePr w:type="firstRow">
       <w:rPr>
         <w:b/>
         <w:color w:val="404040"/>
@@ -5464,6 +5508,52 @@
         </w:tcBorders>
       </w:tcPr>
     </w:tblStylePr>
+    <w:tblStylePr w:type="lastCol">
+      <w:rPr>
+        <w:i/>
+        <w:color w:val="404040"/>
+      </w:rPr>
+      <w:pPr>
+        <w:pBdr/>
+        <w:spacing/>
+        <w:ind/>
+      </w:pPr>
+      <w:tblPr>
+        <w:tblBorders/>
+      </w:tblPr>
+      <w:tcPr>
+        <w:shd w:val="clear" w:color="ffffff"/>
+        <w:tcBorders>
+          <w:top w:val="none" w:color="000000" w:sz="4" w:space="0"/>
+          <w:left w:val="none" w:color="000000" w:sz="4" w:space="0"/>
+          <w:bottom w:val="none" w:color="000000" w:sz="4" w:space="0"/>
+          <w:right w:val="none" w:color="000000" w:sz="4" w:space="0"/>
+        </w:tcBorders>
+      </w:tcPr>
+    </w:tblStylePr>
+    <w:tblStylePr w:type="lastRow">
+      <w:rPr>
+        <w:b/>
+        <w:color w:val="404040"/>
+      </w:rPr>
+      <w:pPr>
+        <w:pBdr/>
+        <w:spacing/>
+        <w:ind/>
+      </w:pPr>
+      <w:tblPr>
+        <w:tblBorders/>
+      </w:tblPr>
+      <w:tcPr>
+        <w:shd w:val="clear" w:color="ffffff"/>
+        <w:tcBorders>
+          <w:top w:val="none" w:color="000000" w:sz="4" w:space="0"/>
+          <w:left w:val="none" w:color="000000" w:sz="4" w:space="0"/>
+          <w:bottom w:val="none" w:color="000000" w:sz="4" w:space="0"/>
+          <w:right w:val="none" w:color="000000" w:sz="4" w:space="0"/>
+        </w:tcBorders>
+      </w:tcPr>
+    </w:tblStylePr>
     <w:tblStylePr w:type="nwCell">
       <w:pPr>
         <w:pBdr/>
@@ -5530,9 +5620,9 @@
       </w:tcPr>
     </w:tblStylePr>
   </w:style>
-  <w:style w:type="table" w:styleId="35">
+  <w:style w:type="table" w:styleId="724">
     <w:name w:val="Grid Table 3 - Accent 2"/>
-    <w:basedOn w:val="665"/>
+    <w:basedOn w:val="887"/>
     <w:uiPriority w:val="99"/>
     <w:pPr>
       <w:pBdr/>
@@ -5631,29 +5721,6 @@
         <w:tblBorders/>
       </w:tblPr>
       <w:tcPr>
-        <w:shd w:color="ffffff"/>
-        <w:tcBorders>
-          <w:top w:val="none" w:color="000000" w:sz="4" w:space="0"/>
-          <w:left w:val="none" w:color="000000" w:sz="4" w:space="0"/>
-          <w:bottom w:val="none" w:color="000000" w:sz="4" w:space="0"/>
-          <w:right w:val="none" w:color="000000" w:sz="4" w:space="0"/>
-        </w:tcBorders>
-      </w:tcPr>
-    </w:tblStylePr>
-    <w:tblStylePr w:type="firstRow">
-      <w:rPr>
-        <w:b/>
-        <w:color w:val="404040"/>
-      </w:rPr>
-      <w:pPr>
-        <w:pBdr/>
-        <w:spacing/>
-        <w:ind/>
-      </w:pPr>
-      <w:tblPr>
-        <w:tblBorders/>
-      </w:tblPr>
-      <w:tcPr>
         <w:shd w:val="clear" w:color="ffffff"/>
         <w:tcBorders>
           <w:top w:val="none" w:color="000000" w:sz="4" w:space="0"/>
@@ -5663,30 +5730,7 @@
         </w:tcBorders>
       </w:tcPr>
     </w:tblStylePr>
-    <w:tblStylePr w:type="lastCol">
-      <w:rPr>
-        <w:i/>
-        <w:color w:val="404040"/>
-      </w:rPr>
-      <w:pPr>
-        <w:pBdr/>
-        <w:spacing/>
-        <w:ind/>
-      </w:pPr>
-      <w:tblPr>
-        <w:tblBorders/>
-      </w:tblPr>
-      <w:tcPr>
-        <w:shd w:color="ffffff"/>
-        <w:tcBorders>
-          <w:top w:val="none" w:color="000000" w:sz="4" w:space="0"/>
-          <w:left w:val="none" w:color="000000" w:sz="4" w:space="0"/>
-          <w:bottom w:val="none" w:color="000000" w:sz="4" w:space="0"/>
-          <w:right w:val="none" w:color="000000" w:sz="4" w:space="0"/>
-        </w:tcBorders>
-      </w:tcPr>
-    </w:tblStylePr>
-    <w:tblStylePr w:type="lastRow">
+    <w:tblStylePr w:type="firstRow">
       <w:rPr>
         <w:b/>
         <w:color w:val="404040"/>
@@ -5709,6 +5753,52 @@
         </w:tcBorders>
       </w:tcPr>
     </w:tblStylePr>
+    <w:tblStylePr w:type="lastCol">
+      <w:rPr>
+        <w:i/>
+        <w:color w:val="404040"/>
+      </w:rPr>
+      <w:pPr>
+        <w:pBdr/>
+        <w:spacing/>
+        <w:ind/>
+      </w:pPr>
+      <w:tblPr>
+        <w:tblBorders/>
+      </w:tblPr>
+      <w:tcPr>
+        <w:shd w:val="clear" w:color="ffffff"/>
+        <w:tcBorders>
+          <w:top w:val="none" w:color="000000" w:sz="4" w:space="0"/>
+          <w:left w:val="none" w:color="000000" w:sz="4" w:space="0"/>
+          <w:bottom w:val="none" w:color="000000" w:sz="4" w:space="0"/>
+          <w:right w:val="none" w:color="000000" w:sz="4" w:space="0"/>
+        </w:tcBorders>
+      </w:tcPr>
+    </w:tblStylePr>
+    <w:tblStylePr w:type="lastRow">
+      <w:rPr>
+        <w:b/>
+        <w:color w:val="404040"/>
+      </w:rPr>
+      <w:pPr>
+        <w:pBdr/>
+        <w:spacing/>
+        <w:ind/>
+      </w:pPr>
+      <w:tblPr>
+        <w:tblBorders/>
+      </w:tblPr>
+      <w:tcPr>
+        <w:shd w:val="clear" w:color="ffffff"/>
+        <w:tcBorders>
+          <w:top w:val="none" w:color="000000" w:sz="4" w:space="0"/>
+          <w:left w:val="none" w:color="000000" w:sz="4" w:space="0"/>
+          <w:bottom w:val="none" w:color="000000" w:sz="4" w:space="0"/>
+          <w:right w:val="none" w:color="000000" w:sz="4" w:space="0"/>
+        </w:tcBorders>
+      </w:tcPr>
+    </w:tblStylePr>
     <w:tblStylePr w:type="nwCell">
       <w:pPr>
         <w:pBdr/>
@@ -5775,9 +5865,9 @@
       </w:tcPr>
     </w:tblStylePr>
   </w:style>
-  <w:style w:type="table" w:styleId="36">
+  <w:style w:type="table" w:styleId="725">
     <w:name w:val="Grid Table 3 - Accent 3"/>
-    <w:basedOn w:val="665"/>
+    <w:basedOn w:val="887"/>
     <w:uiPriority w:val="99"/>
     <w:pPr>
       <w:pBdr/>
@@ -5876,29 +5966,6 @@
         <w:tblBorders/>
       </w:tblPr>
       <w:tcPr>
-        <w:shd w:color="ffffff"/>
-        <w:tcBorders>
-          <w:top w:val="none" w:color="000000" w:sz="4" w:space="0"/>
-          <w:left w:val="none" w:color="000000" w:sz="4" w:space="0"/>
-          <w:bottom w:val="none" w:color="000000" w:sz="4" w:space="0"/>
-          <w:right w:val="none" w:color="000000" w:sz="4" w:space="0"/>
-        </w:tcBorders>
-      </w:tcPr>
-    </w:tblStylePr>
-    <w:tblStylePr w:type="firstRow">
-      <w:rPr>
-        <w:b/>
-        <w:color w:val="404040"/>
-      </w:rPr>
-      <w:pPr>
-        <w:pBdr/>
-        <w:spacing/>
-        <w:ind/>
-      </w:pPr>
-      <w:tblPr>
-        <w:tblBorders/>
-      </w:tblPr>
-      <w:tcPr>
         <w:shd w:val="clear" w:color="ffffff"/>
         <w:tcBorders>
           <w:top w:val="none" w:color="000000" w:sz="4" w:space="0"/>
@@ -5908,30 +5975,7 @@
         </w:tcBorders>
       </w:tcPr>
     </w:tblStylePr>
-    <w:tblStylePr w:type="lastCol">
-      <w:rPr>
-        <w:i/>
-        <w:color w:val="404040"/>
-      </w:rPr>
-      <w:pPr>
-        <w:pBdr/>
-        <w:spacing/>
-        <w:ind/>
-      </w:pPr>
-      <w:tblPr>
-        <w:tblBorders/>
-      </w:tblPr>
-      <w:tcPr>
-        <w:shd w:color="ffffff"/>
-        <w:tcBorders>
-          <w:top w:val="none" w:color="000000" w:sz="4" w:space="0"/>
-          <w:left w:val="none" w:color="000000" w:sz="4" w:space="0"/>
-          <w:bottom w:val="none" w:color="000000" w:sz="4" w:space="0"/>
-          <w:right w:val="none" w:color="000000" w:sz="4" w:space="0"/>
-        </w:tcBorders>
-      </w:tcPr>
-    </w:tblStylePr>
-    <w:tblStylePr w:type="lastRow">
+    <w:tblStylePr w:type="firstRow">
       <w:rPr>
         <w:b/>
         <w:color w:val="404040"/>
@@ -5954,6 +5998,52 @@
         </w:tcBorders>
       </w:tcPr>
     </w:tblStylePr>
+    <w:tblStylePr w:type="lastCol">
+      <w:rPr>
+        <w:i/>
+        <w:color w:val="404040"/>
+      </w:rPr>
+      <w:pPr>
+        <w:pBdr/>
+        <w:spacing/>
+        <w:ind/>
+      </w:pPr>
+      <w:tblPr>
+        <w:tblBorders/>
+      </w:tblPr>
+      <w:tcPr>
+        <w:shd w:val="clear" w:color="ffffff"/>
+        <w:tcBorders>
+          <w:top w:val="none" w:color="000000" w:sz="4" w:space="0"/>
+          <w:left w:val="none" w:color="000000" w:sz="4" w:space="0"/>
+          <w:bottom w:val="none" w:color="000000" w:sz="4" w:space="0"/>
+          <w:right w:val="none" w:color="000000" w:sz="4" w:space="0"/>
+        </w:tcBorders>
+      </w:tcPr>
+    </w:tblStylePr>
+    <w:tblStylePr w:type="lastRow">
+      <w:rPr>
+        <w:b/>
+        <w:color w:val="404040"/>
+      </w:rPr>
+      <w:pPr>
+        <w:pBdr/>
+        <w:spacing/>
+        <w:ind/>
+      </w:pPr>
+      <w:tblPr>
+        <w:tblBorders/>
+      </w:tblPr>
+      <w:tcPr>
+        <w:shd w:val="clear" w:color="ffffff"/>
+        <w:tcBorders>
+          <w:top w:val="none" w:color="000000" w:sz="4" w:space="0"/>
+          <w:left w:val="none" w:color="000000" w:sz="4" w:space="0"/>
+          <w:bottom w:val="none" w:color="000000" w:sz="4" w:space="0"/>
+          <w:right w:val="none" w:color="000000" w:sz="4" w:space="0"/>
+        </w:tcBorders>
+      </w:tcPr>
+    </w:tblStylePr>
     <w:tblStylePr w:type="nwCell">
       <w:pPr>
         <w:pBdr/>
@@ -6020,9 +6110,9 @@
       </w:tcPr>
     </w:tblStylePr>
   </w:style>
-  <w:style w:type="table" w:styleId="37">
+  <w:style w:type="table" w:styleId="726">
     <w:name w:val="Grid Table 3 - Accent 4"/>
-    <w:basedOn w:val="665"/>
+    <w:basedOn w:val="887"/>
     <w:uiPriority w:val="99"/>
     <w:pPr>
       <w:pBdr/>
@@ -6121,29 +6211,6 @@
         <w:tblBorders/>
       </w:tblPr>
       <w:tcPr>
-        <w:shd w:color="ffffff"/>
-        <w:tcBorders>
-          <w:top w:val="none" w:color="000000" w:sz="4" w:space="0"/>
-          <w:left w:val="none" w:color="000000" w:sz="4" w:space="0"/>
-          <w:bottom w:val="none" w:color="000000" w:sz="4" w:space="0"/>
-          <w:right w:val="none" w:color="000000" w:sz="4" w:space="0"/>
-        </w:tcBorders>
-      </w:tcPr>
-    </w:tblStylePr>
-    <w:tblStylePr w:type="firstRow">
-      <w:rPr>
-        <w:b/>
-        <w:color w:val="404040"/>
-      </w:rPr>
-      <w:pPr>
-        <w:pBdr/>
-        <w:spacing/>
-        <w:ind/>
-      </w:pPr>
-      <w:tblPr>
-        <w:tblBorders/>
-      </w:tblPr>
-      <w:tcPr>
         <w:shd w:val="clear" w:color="ffffff"/>
         <w:tcBorders>
           <w:top w:val="none" w:color="000000" w:sz="4" w:space="0"/>
@@ -6153,30 +6220,7 @@
         </w:tcBorders>
       </w:tcPr>
     </w:tblStylePr>
-    <w:tblStylePr w:type="lastCol">
-      <w:rPr>
-        <w:i/>
-        <w:color w:val="404040"/>
-      </w:rPr>
-      <w:pPr>
-        <w:pBdr/>
-        <w:spacing/>
-        <w:ind/>
-      </w:pPr>
-      <w:tblPr>
-        <w:tblBorders/>
-      </w:tblPr>
-      <w:tcPr>
-        <w:shd w:color="ffffff"/>
-        <w:tcBorders>
-          <w:top w:val="none" w:color="000000" w:sz="4" w:space="0"/>
-          <w:left w:val="none" w:color="000000" w:sz="4" w:space="0"/>
-          <w:bottom w:val="none" w:color="000000" w:sz="4" w:space="0"/>
-          <w:right w:val="none" w:color="000000" w:sz="4" w:space="0"/>
-        </w:tcBorders>
-      </w:tcPr>
-    </w:tblStylePr>
-    <w:tblStylePr w:type="lastRow">
+    <w:tblStylePr w:type="firstRow">
       <w:rPr>
         <w:b/>
         <w:color w:val="404040"/>
@@ -6199,6 +6243,52 @@
         </w:tcBorders>
       </w:tcPr>
     </w:tblStylePr>
+    <w:tblStylePr w:type="lastCol">
+      <w:rPr>
+        <w:i/>
+        <w:color w:val="404040"/>
+      </w:rPr>
+      <w:pPr>
+        <w:pBdr/>
+        <w:spacing/>
+        <w:ind/>
+      </w:pPr>
+      <w:tblPr>
+        <w:tblBorders/>
+      </w:tblPr>
+      <w:tcPr>
+        <w:shd w:val="clear" w:color="ffffff"/>
+        <w:tcBorders>
+          <w:top w:val="none" w:color="000000" w:sz="4" w:space="0"/>
+          <w:left w:val="none" w:color="000000" w:sz="4" w:space="0"/>
+          <w:bottom w:val="none" w:color="000000" w:sz="4" w:space="0"/>
+          <w:right w:val="none" w:color="000000" w:sz="4" w:space="0"/>
+        </w:tcBorders>
+      </w:tcPr>
+    </w:tblStylePr>
+    <w:tblStylePr w:type="lastRow">
+      <w:rPr>
+        <w:b/>
+        <w:color w:val="404040"/>
+      </w:rPr>
+      <w:pPr>
+        <w:pBdr/>
+        <w:spacing/>
+        <w:ind/>
+      </w:pPr>
+      <w:tblPr>
+        <w:tblBorders/>
+      </w:tblPr>
+      <w:tcPr>
+        <w:shd w:val="clear" w:color="ffffff"/>
+        <w:tcBorders>
+          <w:top w:val="none" w:color="000000" w:sz="4" w:space="0"/>
+          <w:left w:val="none" w:color="000000" w:sz="4" w:space="0"/>
+          <w:bottom w:val="none" w:color="000000" w:sz="4" w:space="0"/>
+          <w:right w:val="none" w:color="000000" w:sz="4" w:space="0"/>
+        </w:tcBorders>
+      </w:tcPr>
+    </w:tblStylePr>
     <w:tblStylePr w:type="nwCell">
       <w:pPr>
         <w:pBdr/>
@@ -6265,9 +6355,9 @@
       </w:tcPr>
     </w:tblStylePr>
   </w:style>
-  <w:style w:type="table" w:styleId="38">
+  <w:style w:type="table" w:styleId="727">
     <w:name w:val="Grid Table 3 - Accent 5"/>
-    <w:basedOn w:val="665"/>
+    <w:basedOn w:val="887"/>
     <w:uiPriority w:val="99"/>
     <w:pPr>
       <w:pBdr/>
@@ -6366,29 +6456,6 @@
         <w:tblBorders/>
       </w:tblPr>
       <w:tcPr>
-        <w:shd w:color="ffffff"/>
-        <w:tcBorders>
-          <w:top w:val="none" w:color="000000" w:sz="4" w:space="0"/>
-          <w:left w:val="none" w:color="000000" w:sz="4" w:space="0"/>
-          <w:bottom w:val="none" w:color="000000" w:sz="4" w:space="0"/>
-          <w:right w:val="none" w:color="000000" w:sz="4" w:space="0"/>
-        </w:tcBorders>
-      </w:tcPr>
-    </w:tblStylePr>
-    <w:tblStylePr w:type="firstRow">
-      <w:rPr>
-        <w:b/>
-        <w:color w:val="404040"/>
-      </w:rPr>
-      <w:pPr>
-        <w:pBdr/>
-        <w:spacing/>
-        <w:ind/>
-      </w:pPr>
-      <w:tblPr>
-        <w:tblBorders/>
-      </w:tblPr>
-      <w:tcPr>
         <w:shd w:val="clear" w:color="ffffff"/>
         <w:tcBorders>
           <w:top w:val="none" w:color="000000" w:sz="4" w:space="0"/>
@@ -6398,30 +6465,7 @@
         </w:tcBorders>
       </w:tcPr>
     </w:tblStylePr>
-    <w:tblStylePr w:type="lastCol">
-      <w:rPr>
-        <w:i/>
-        <w:color w:val="404040"/>
-      </w:rPr>
-      <w:pPr>
-        <w:pBdr/>
-        <w:spacing/>
-        <w:ind/>
-      </w:pPr>
-      <w:tblPr>
-        <w:tblBorders/>
-      </w:tblPr>
-      <w:tcPr>
-        <w:shd w:color="ffffff"/>
-        <w:tcBorders>
-          <w:top w:val="none" w:color="000000" w:sz="4" w:space="0"/>
-          <w:left w:val="none" w:color="000000" w:sz="4" w:space="0"/>
-          <w:bottom w:val="none" w:color="000000" w:sz="4" w:space="0"/>
-          <w:right w:val="none" w:color="000000" w:sz="4" w:space="0"/>
-        </w:tcBorders>
-      </w:tcPr>
-    </w:tblStylePr>
-    <w:tblStylePr w:type="lastRow">
+    <w:tblStylePr w:type="firstRow">
       <w:rPr>
         <w:b/>
         <w:color w:val="404040"/>
@@ -6444,6 +6488,52 @@
         </w:tcBorders>
       </w:tcPr>
     </w:tblStylePr>
+    <w:tblStylePr w:type="lastCol">
+      <w:rPr>
+        <w:i/>
+        <w:color w:val="404040"/>
+      </w:rPr>
+      <w:pPr>
+        <w:pBdr/>
+        <w:spacing/>
+        <w:ind/>
+      </w:pPr>
+      <w:tblPr>
+        <w:tblBorders/>
+      </w:tblPr>
+      <w:tcPr>
+        <w:shd w:val="clear" w:color="ffffff"/>
+        <w:tcBorders>
+          <w:top w:val="none" w:color="000000" w:sz="4" w:space="0"/>
+          <w:left w:val="none" w:color="000000" w:sz="4" w:space="0"/>
+          <w:bottom w:val="none" w:color="000000" w:sz="4" w:space="0"/>
+          <w:right w:val="none" w:color="000000" w:sz="4" w:space="0"/>
+        </w:tcBorders>
+      </w:tcPr>
+    </w:tblStylePr>
+    <w:tblStylePr w:type="lastRow">
+      <w:rPr>
+        <w:b/>
+        <w:color w:val="404040"/>
+      </w:rPr>
+      <w:pPr>
+        <w:pBdr/>
+        <w:spacing/>
+        <w:ind/>
+      </w:pPr>
+      <w:tblPr>
+        <w:tblBorders/>
+      </w:tblPr>
+      <w:tcPr>
+        <w:shd w:val="clear" w:color="ffffff"/>
+        <w:tcBorders>
+          <w:top w:val="none" w:color="000000" w:sz="4" w:space="0"/>
+          <w:left w:val="none" w:color="000000" w:sz="4" w:space="0"/>
+          <w:bottom w:val="none" w:color="000000" w:sz="4" w:space="0"/>
+          <w:right w:val="none" w:color="000000" w:sz="4" w:space="0"/>
+        </w:tcBorders>
+      </w:tcPr>
+    </w:tblStylePr>
     <w:tblStylePr w:type="nwCell">
       <w:pPr>
         <w:pBdr/>
@@ -6510,9 +6600,9 @@
       </w:tcPr>
     </w:tblStylePr>
   </w:style>
-  <w:style w:type="table" w:styleId="39">
+  <w:style w:type="table" w:styleId="728">
     <w:name w:val="Grid Table 3 - Accent 6"/>
-    <w:basedOn w:val="665"/>
+    <w:basedOn w:val="887"/>
     <w:uiPriority w:val="99"/>
     <w:pPr>
       <w:pBdr/>
@@ -6611,29 +6701,6 @@
         <w:tblBorders/>
       </w:tblPr>
       <w:tcPr>
-        <w:shd w:color="ffffff"/>
-        <w:tcBorders>
-          <w:top w:val="none" w:color="000000" w:sz="4" w:space="0"/>
-          <w:left w:val="none" w:color="000000" w:sz="4" w:space="0"/>
-          <w:bottom w:val="none" w:color="000000" w:sz="4" w:space="0"/>
-          <w:right w:val="none" w:color="000000" w:sz="4" w:space="0"/>
-        </w:tcBorders>
-      </w:tcPr>
-    </w:tblStylePr>
-    <w:tblStylePr w:type="firstRow">
-      <w:rPr>
-        <w:b/>
-        <w:color w:val="404040"/>
-      </w:rPr>
-      <w:pPr>
-        <w:pBdr/>
-        <w:spacing/>
-        <w:ind/>
-      </w:pPr>
-      <w:tblPr>
-        <w:tblBorders/>
-      </w:tblPr>
-      <w:tcPr>
         <w:shd w:val="clear" w:color="ffffff"/>
         <w:tcBorders>
           <w:top w:val="none" w:color="000000" w:sz="4" w:space="0"/>
@@ -6643,30 +6710,7 @@
         </w:tcBorders>
       </w:tcPr>
     </w:tblStylePr>
-    <w:tblStylePr w:type="lastCol">
-      <w:rPr>
-        <w:i/>
-        <w:color w:val="404040"/>
-      </w:rPr>
-      <w:pPr>
-        <w:pBdr/>
-        <w:spacing/>
-        <w:ind/>
-      </w:pPr>
-      <w:tblPr>
-        <w:tblBorders/>
-      </w:tblPr>
-      <w:tcPr>
-        <w:shd w:color="ffffff"/>
-        <w:tcBorders>
-          <w:top w:val="none" w:color="000000" w:sz="4" w:space="0"/>
-          <w:left w:val="none" w:color="000000" w:sz="4" w:space="0"/>
-          <w:bottom w:val="none" w:color="000000" w:sz="4" w:space="0"/>
-          <w:right w:val="none" w:color="000000" w:sz="4" w:space="0"/>
-        </w:tcBorders>
-      </w:tcPr>
-    </w:tblStylePr>
-    <w:tblStylePr w:type="lastRow">
+    <w:tblStylePr w:type="firstRow">
       <w:rPr>
         <w:b/>
         <w:color w:val="404040"/>
@@ -6689,6 +6733,52 @@
         </w:tcBorders>
       </w:tcPr>
     </w:tblStylePr>
+    <w:tblStylePr w:type="lastCol">
+      <w:rPr>
+        <w:i/>
+        <w:color w:val="404040"/>
+      </w:rPr>
+      <w:pPr>
+        <w:pBdr/>
+        <w:spacing/>
+        <w:ind/>
+      </w:pPr>
+      <w:tblPr>
+        <w:tblBorders/>
+      </w:tblPr>
+      <w:tcPr>
+        <w:shd w:val="clear" w:color="ffffff"/>
+        <w:tcBorders>
+          <w:top w:val="none" w:color="000000" w:sz="4" w:space="0"/>
+          <w:left w:val="none" w:color="000000" w:sz="4" w:space="0"/>
+          <w:bottom w:val="none" w:color="000000" w:sz="4" w:space="0"/>
+          <w:right w:val="none" w:color="000000" w:sz="4" w:space="0"/>
+        </w:tcBorders>
+      </w:tcPr>
+    </w:tblStylePr>
+    <w:tblStylePr w:type="lastRow">
+      <w:rPr>
+        <w:b/>
+        <w:color w:val="404040"/>
+      </w:rPr>
+      <w:pPr>
+        <w:pBdr/>
+        <w:spacing/>
+        <w:ind/>
+      </w:pPr>
+      <w:tblPr>
+        <w:tblBorders/>
+      </w:tblPr>
+      <w:tcPr>
+        <w:shd w:val="clear" w:color="ffffff"/>
+        <w:tcBorders>
+          <w:top w:val="none" w:color="000000" w:sz="4" w:space="0"/>
+          <w:left w:val="none" w:color="000000" w:sz="4" w:space="0"/>
+          <w:bottom w:val="none" w:color="000000" w:sz="4" w:space="0"/>
+          <w:right w:val="none" w:color="000000" w:sz="4" w:space="0"/>
+        </w:tcBorders>
+      </w:tcPr>
+    </w:tblStylePr>
     <w:tblStylePr w:type="nwCell">
       <w:pPr>
         <w:pBdr/>
@@ -6755,9 +6845,9 @@
       </w:tcPr>
     </w:tblStylePr>
   </w:style>
-  <w:style w:type="table" w:styleId="40">
+  <w:style w:type="table" w:styleId="729">
     <w:name w:val="Grid Table 4"/>
-    <w:basedOn w:val="665"/>
+    <w:basedOn w:val="887"/>
     <w:uiPriority w:val="59"/>
     <w:pPr>
       <w:pBdr/>
@@ -6988,9 +7078,9 @@
       </w:tcPr>
     </w:tblStylePr>
   </w:style>
-  <w:style w:type="table" w:styleId="41">
+  <w:style w:type="table" w:styleId="730">
     <w:name w:val="Grid Table 4 - Accent 1"/>
-    <w:basedOn w:val="665"/>
+    <w:basedOn w:val="887"/>
     <w:uiPriority w:val="59"/>
     <w:pPr>
       <w:pBdr/>
@@ -7221,9 +7311,9 @@
       </w:tcPr>
     </w:tblStylePr>
   </w:style>
-  <w:style w:type="table" w:styleId="42">
+  <w:style w:type="table" w:styleId="731">
     <w:name w:val="Grid Table 4 - Accent 2"/>
-    <w:basedOn w:val="665"/>
+    <w:basedOn w:val="887"/>
     <w:uiPriority w:val="59"/>
     <w:pPr>
       <w:pBdr/>
@@ -7454,9 +7544,9 @@
       </w:tcPr>
     </w:tblStylePr>
   </w:style>
-  <w:style w:type="table" w:styleId="43">
+  <w:style w:type="table" w:styleId="732">
     <w:name w:val="Grid Table 4 - Accent 3"/>
-    <w:basedOn w:val="665"/>
+    <w:basedOn w:val="887"/>
     <w:uiPriority w:val="59"/>
     <w:pPr>
       <w:pBdr/>
@@ -7687,9 +7777,9 @@
       </w:tcPr>
     </w:tblStylePr>
   </w:style>
-  <w:style w:type="table" w:styleId="44">
+  <w:style w:type="table" w:styleId="733">
     <w:name w:val="Grid Table 4 - Accent 4"/>
-    <w:basedOn w:val="665"/>
+    <w:basedOn w:val="887"/>
     <w:uiPriority w:val="59"/>
     <w:pPr>
       <w:pBdr/>
@@ -7920,9 +8010,9 @@
       </w:tcPr>
     </w:tblStylePr>
   </w:style>
-  <w:style w:type="table" w:styleId="45">
+  <w:style w:type="table" w:styleId="734">
     <w:name w:val="Grid Table 4 - Accent 5"/>
-    <w:basedOn w:val="665"/>
+    <w:basedOn w:val="887"/>
     <w:uiPriority w:val="59"/>
     <w:pPr>
       <w:pBdr/>
@@ -8153,9 +8243,9 @@
       </w:tcPr>
     </w:tblStylePr>
   </w:style>
-  <w:style w:type="table" w:styleId="46">
+  <w:style w:type="table" w:styleId="735">
     <w:name w:val="Grid Table 4 - Accent 6"/>
-    <w:basedOn w:val="665"/>
+    <w:basedOn w:val="887"/>
     <w:uiPriority w:val="59"/>
     <w:pPr>
       <w:pBdr/>
@@ -8386,9 +8476,9 @@
       </w:tcPr>
     </w:tblStylePr>
   </w:style>
-  <w:style w:type="table" w:styleId="47">
+  <w:style w:type="table" w:styleId="736">
     <w:name w:val="Grid Table 5 Dark"/>
-    <w:basedOn w:val="665"/>
+    <w:basedOn w:val="887"/>
     <w:uiPriority w:val="99"/>
     <w:pPr>
       <w:pBdr/>
@@ -8614,9 +8704,9 @@
       </w:tcPr>
     </w:tblStylePr>
   </w:style>
-  <w:style w:type="table" w:styleId="48">
+  <w:style w:type="table" w:styleId="737">
     <w:name w:val="Grid Table 5 Dark- Accent 1"/>
-    <w:basedOn w:val="665"/>
+    <w:basedOn w:val="887"/>
     <w:uiPriority w:val="99"/>
     <w:pPr>
       <w:pBdr/>
@@ -8842,9 +8932,9 @@
       </w:tcPr>
     </w:tblStylePr>
   </w:style>
-  <w:style w:type="table" w:styleId="49">
+  <w:style w:type="table" w:styleId="738">
     <w:name w:val="Grid Table 5 Dark - Accent 2"/>
-    <w:basedOn w:val="665"/>
+    <w:basedOn w:val="887"/>
     <w:uiPriority w:val="99"/>
     <w:pPr>
       <w:pBdr/>
@@ -9070,9 +9160,9 @@
       </w:tcPr>
     </w:tblStylePr>
   </w:style>
-  <w:style w:type="table" w:styleId="50">
+  <w:style w:type="table" w:styleId="739">
     <w:name w:val="Grid Table 5 Dark - Accent 3"/>
-    <w:basedOn w:val="665"/>
+    <w:basedOn w:val="887"/>
     <w:uiPriority w:val="99"/>
     <w:pPr>
       <w:pBdr/>
@@ -9298,9 +9388,9 @@
       </w:tcPr>
     </w:tblStylePr>
   </w:style>
-  <w:style w:type="table" w:styleId="51">
+  <w:style w:type="table" w:styleId="740">
     <w:name w:val="Grid Table 5 Dark- Accent 4"/>
-    <w:basedOn w:val="665"/>
+    <w:basedOn w:val="887"/>
     <w:uiPriority w:val="99"/>
     <w:pPr>
       <w:pBdr/>
@@ -9526,9 +9616,9 @@
       </w:tcPr>
     </w:tblStylePr>
   </w:style>
-  <w:style w:type="table" w:styleId="52">
+  <w:style w:type="table" w:styleId="741">
     <w:name w:val="Grid Table 5 Dark - Accent 5"/>
-    <w:basedOn w:val="665"/>
+    <w:basedOn w:val="887"/>
     <w:uiPriority w:val="99"/>
     <w:pPr>
       <w:pBdr/>
@@ -9754,9 +9844,9 @@
       </w:tcPr>
     </w:tblStylePr>
   </w:style>
-  <w:style w:type="table" w:styleId="53">
+  <w:style w:type="table" w:styleId="742">
     <w:name w:val="Grid Table 5 Dark - Accent 6"/>
-    <w:basedOn w:val="665"/>
+    <w:basedOn w:val="887"/>
     <w:uiPriority w:val="99"/>
     <w:pPr>
       <w:pBdr/>
@@ -9982,9 +10072,9 @@
       </w:tcPr>
     </w:tblStylePr>
   </w:style>
-  <w:style w:type="table" w:styleId="54">
+  <w:style w:type="table" w:styleId="743">
     <w:name w:val="Grid Table 6 Colorful"/>
-    <w:basedOn w:val="665"/>
+    <w:basedOn w:val="887"/>
     <w:uiPriority w:val="99"/>
     <w:pPr>
       <w:pBdr/>
@@ -10212,9 +10302,9 @@
       </w:tcPr>
     </w:tblStylePr>
   </w:style>
-  <w:style w:type="table" w:styleId="55">
+  <w:style w:type="table" w:styleId="744">
     <w:name w:val="Grid Table 6 Colorful - Accent 1"/>
-    <w:basedOn w:val="665"/>
+    <w:basedOn w:val="887"/>
     <w:uiPriority w:val="99"/>
     <w:pPr>
       <w:pBdr/>
@@ -10442,9 +10532,9 @@
       </w:tcPr>
     </w:tblStylePr>
   </w:style>
-  <w:style w:type="table" w:styleId="56">
+  <w:style w:type="table" w:styleId="745">
     <w:name w:val="Grid Table 6 Colorful - Accent 2"/>
-    <w:basedOn w:val="665"/>
+    <w:basedOn w:val="887"/>
     <w:uiPriority w:val="99"/>
     <w:pPr>
       <w:pBdr/>
@@ -10672,9 +10762,9 @@
       </w:tcPr>
     </w:tblStylePr>
   </w:style>
-  <w:style w:type="table" w:styleId="57">
+  <w:style w:type="table" w:styleId="746">
     <w:name w:val="Grid Table 6 Colorful - Accent 3"/>
-    <w:basedOn w:val="665"/>
+    <w:basedOn w:val="887"/>
     <w:uiPriority w:val="99"/>
     <w:pPr>
       <w:pBdr/>
@@ -10902,9 +10992,9 @@
       </w:tcPr>
     </w:tblStylePr>
   </w:style>
-  <w:style w:type="table" w:styleId="58">
+  <w:style w:type="table" w:styleId="747">
     <w:name w:val="Grid Table 6 Colorful - Accent 4"/>
-    <w:basedOn w:val="665"/>
+    <w:basedOn w:val="887"/>
     <w:uiPriority w:val="99"/>
     <w:pPr>
       <w:pBdr/>
@@ -11132,9 +11222,9 @@
       </w:tcPr>
     </w:tblStylePr>
   </w:style>
-  <w:style w:type="table" w:styleId="59">
+  <w:style w:type="table" w:styleId="748">
     <w:name w:val="Grid Table 6 Colorful - Accent 5"/>
-    <w:basedOn w:val="665"/>
+    <w:basedOn w:val="887"/>
     <w:uiPriority w:val="99"/>
     <w:pPr>
       <w:pBdr/>
@@ -11362,9 +11452,9 @@
       </w:tcPr>
     </w:tblStylePr>
   </w:style>
-  <w:style w:type="table" w:styleId="60">
+  <w:style w:type="table" w:styleId="749">
     <w:name w:val="Grid Table 6 Colorful - Accent 6"/>
-    <w:basedOn w:val="665"/>
+    <w:basedOn w:val="887"/>
     <w:uiPriority w:val="99"/>
     <w:pPr>
       <w:pBdr/>
@@ -11592,9 +11682,9 @@
       </w:tcPr>
     </w:tblStylePr>
   </w:style>
-  <w:style w:type="table" w:styleId="61">
+  <w:style w:type="table" w:styleId="750">
     <w:name w:val="Grid Table 7 Colorful"/>
-    <w:basedOn w:val="665"/>
+    <w:basedOn w:val="887"/>
     <w:uiPriority w:val="99"/>
     <w:pPr>
       <w:pBdr/>
@@ -11696,11 +11786,11 @@
         <w:tblBorders/>
       </w:tblPr>
       <w:tcPr>
-        <w:shd w:color="ffffff"/>
+        <w:shd w:val="clear" w:color="ffffff"/>
         <w:tcBorders>
-          <w:top w:val="none"/>
-          <w:left w:val="none"/>
-          <w:bottom w:val="none"/>
+          <w:top w:val="none" w:color="000000" w:sz="4" w:space="0"/>
+          <w:left w:val="none" w:color="000000" w:sz="4" w:space="0"/>
+          <w:bottom w:val="none" w:color="000000" w:sz="4" w:space="0"/>
           <w:right w:val="single" w:color="000000" w:themeColor="text1" w:themeTint="80" w:sz="4" w:space="0"/>
         </w:tcBorders>
       </w:tcPr>
@@ -11723,10 +11813,10 @@
       <w:tcPr>
         <w:shd w:val="clear" w:color="ffffff" w:themeColor="light1" w:fill="ffffff" w:themeFill="light1"/>
         <w:tcBorders>
-          <w:top w:val="none"/>
-          <w:left w:val="none"/>
+          <w:top w:val="none" w:color="000000" w:sz="4" w:space="0"/>
+          <w:left w:val="none" w:color="000000" w:sz="4" w:space="0"/>
           <w:bottom w:val="single" w:color="000000" w:themeColor="text1" w:themeTint="80" w:sz="4" w:space="0"/>
-          <w:right w:val="none"/>
+          <w:right w:val="none" w:color="000000" w:sz="4" w:space="0"/>
         </w:tcBorders>
       </w:tcPr>
     </w:tblStylePr>
@@ -11746,12 +11836,12 @@
         <w:tblBorders/>
       </w:tblPr>
       <w:tcPr>
-        <w:shd w:color="ffffff"/>
+        <w:shd w:val="clear" w:color="ffffff"/>
         <w:tcBorders>
-          <w:top w:val="none"/>
+          <w:top w:val="none" w:color="000000" w:sz="4" w:space="0"/>
           <w:left w:val="single" w:color="000000" w:themeColor="text1" w:themeTint="80" w:sz="4" w:space="0"/>
-          <w:bottom w:val="none"/>
-          <w:right w:val="none"/>
+          <w:bottom w:val="none" w:color="000000" w:sz="4" w:space="0"/>
+          <w:right w:val="none" w:color="000000" w:sz="4" w:space="0"/>
         </w:tcBorders>
       </w:tcPr>
     </w:tblStylePr>
@@ -11774,9 +11864,9 @@
         <w:shd w:val="clear" w:color="ffffff" w:themeColor="light1" w:fill="ffffff" w:themeFill="light1"/>
         <w:tcBorders>
           <w:top w:val="single" w:color="000000" w:themeColor="text1" w:themeTint="80" w:sz="4" w:space="0"/>
-          <w:left w:val="none"/>
-          <w:bottom w:val="none"/>
-          <w:right w:val="none"/>
+          <w:left w:val="none" w:color="000000" w:sz="4" w:space="0"/>
+          <w:bottom w:val="none" w:color="000000" w:sz="4" w:space="0"/>
+          <w:right w:val="none" w:color="000000" w:sz="4" w:space="0"/>
         </w:tcBorders>
       </w:tcPr>
     </w:tblStylePr>
@@ -11846,9 +11936,9 @@
       </w:tcPr>
     </w:tblStylePr>
   </w:style>
-  <w:style w:type="table" w:styleId="62">
+  <w:style w:type="table" w:styleId="751">
     <w:name w:val="Grid Table 7 Colorful - Accent 1"/>
-    <w:basedOn w:val="665"/>
+    <w:basedOn w:val="887"/>
     <w:uiPriority w:val="99"/>
     <w:pPr>
       <w:pBdr/>
@@ -11950,11 +12040,11 @@
         <w:tblBorders/>
       </w:tblPr>
       <w:tcPr>
-        <w:shd w:color="ffffff"/>
+        <w:shd w:val="clear" w:color="ffffff"/>
         <w:tcBorders>
-          <w:top w:val="none"/>
-          <w:left w:val="none"/>
-          <w:bottom w:val="none"/>
+          <w:top w:val="none" w:color="000000" w:sz="4" w:space="0"/>
+          <w:left w:val="none" w:color="000000" w:sz="4" w:space="0"/>
+          <w:bottom w:val="none" w:color="000000" w:sz="4" w:space="0"/>
           <w:right w:val="single" w:color="000000" w:themeColor="accent1" w:themeTint="80" w:sz="4" w:space="0"/>
         </w:tcBorders>
       </w:tcPr>
@@ -11977,10 +12067,10 @@
       <w:tcPr>
         <w:shd w:val="clear" w:color="ffffff" w:themeColor="light1" w:fill="ffffff" w:themeFill="light1"/>
         <w:tcBorders>
-          <w:top w:val="none"/>
-          <w:left w:val="none"/>
+          <w:top w:val="none" w:color="000000" w:sz="4" w:space="0"/>
+          <w:left w:val="none" w:color="000000" w:sz="4" w:space="0"/>
           <w:bottom w:val="single" w:color="000000" w:themeColor="accent1" w:themeTint="80" w:sz="4" w:space="0"/>
-          <w:right w:val="none"/>
+          <w:right w:val="none" w:color="000000" w:sz="4" w:space="0"/>
         </w:tcBorders>
       </w:tcPr>
     </w:tblStylePr>
@@ -12000,12 +12090,12 @@
         <w:tblBorders/>
       </w:tblPr>
       <w:tcPr>
-        <w:shd w:color="ffffff"/>
+        <w:shd w:val="clear" w:color="ffffff"/>
         <w:tcBorders>
-          <w:top w:val="none"/>
+          <w:top w:val="none" w:color="000000" w:sz="4" w:space="0"/>
           <w:left w:val="single" w:color="000000" w:themeColor="accent1" w:themeTint="80" w:sz="4" w:space="0"/>
-          <w:bottom w:val="none"/>
-          <w:right w:val="none"/>
+          <w:bottom w:val="none" w:color="000000" w:sz="4" w:space="0"/>
+          <w:right w:val="none" w:color="000000" w:sz="4" w:space="0"/>
         </w:tcBorders>
       </w:tcPr>
     </w:tblStylePr>
@@ -12028,9 +12118,9 @@
         <w:shd w:val="clear" w:color="ffffff" w:themeColor="light1" w:fill="ffffff" w:themeFill="light1"/>
         <w:tcBorders>
           <w:top w:val="single" w:color="000000" w:themeColor="accent1" w:themeTint="80" w:sz="4" w:space="0"/>
-          <w:left w:val="none"/>
-          <w:bottom w:val="none"/>
-          <w:right w:val="none"/>
+          <w:left w:val="none" w:color="000000" w:sz="4" w:space="0"/>
+          <w:bottom w:val="none" w:color="000000" w:sz="4" w:space="0"/>
+          <w:right w:val="none" w:color="000000" w:sz="4" w:space="0"/>
         </w:tcBorders>
       </w:tcPr>
     </w:tblStylePr>
@@ -12100,9 +12190,9 @@
       </w:tcPr>
     </w:tblStylePr>
   </w:style>
-  <w:style w:type="table" w:styleId="63">
+  <w:style w:type="table" w:styleId="752">
     <w:name w:val="Grid Table 7 Colorful - Accent 2"/>
-    <w:basedOn w:val="665"/>
+    <w:basedOn w:val="887"/>
     <w:uiPriority w:val="99"/>
     <w:pPr>
       <w:pBdr/>
@@ -12204,11 +12294,11 @@
         <w:tblBorders/>
       </w:tblPr>
       <w:tcPr>
-        <w:shd w:color="ffffff"/>
+        <w:shd w:val="clear" w:color="ffffff"/>
         <w:tcBorders>
-          <w:top w:val="none"/>
-          <w:left w:val="none"/>
-          <w:bottom w:val="none"/>
+          <w:top w:val="none" w:color="000000" w:sz="4" w:space="0"/>
+          <w:left w:val="none" w:color="000000" w:sz="4" w:space="0"/>
+          <w:bottom w:val="none" w:color="000000" w:sz="4" w:space="0"/>
           <w:right w:val="single" w:color="000000" w:themeColor="accent2" w:themeTint="97" w:sz="4" w:space="0"/>
         </w:tcBorders>
       </w:tcPr>
@@ -12231,10 +12321,10 @@
       <w:tcPr>
         <w:shd w:val="clear" w:color="ffffff" w:themeColor="light1" w:fill="ffffff" w:themeFill="light1"/>
         <w:tcBorders>
-          <w:top w:val="none"/>
-          <w:left w:val="none"/>
+          <w:top w:val="none" w:color="000000" w:sz="4" w:space="0"/>
+          <w:left w:val="none" w:color="000000" w:sz="4" w:space="0"/>
           <w:bottom w:val="single" w:color="000000" w:themeColor="accent2" w:themeTint="97" w:sz="4" w:space="0"/>
-          <w:right w:val="none"/>
+          <w:right w:val="none" w:color="000000" w:sz="4" w:space="0"/>
         </w:tcBorders>
       </w:tcPr>
     </w:tblStylePr>
@@ -12254,12 +12344,12 @@
         <w:tblBorders/>
       </w:tblPr>
       <w:tcPr>
-        <w:shd w:color="ffffff"/>
+        <w:shd w:val="clear" w:color="ffffff"/>
         <w:tcBorders>
-          <w:top w:val="none"/>
+          <w:top w:val="none" w:color="000000" w:sz="4" w:space="0"/>
           <w:left w:val="single" w:color="000000" w:themeColor="accent2" w:themeTint="97" w:sz="4" w:space="0"/>
-          <w:bottom w:val="none"/>
-          <w:right w:val="none"/>
+          <w:bottom w:val="none" w:color="000000" w:sz="4" w:space="0"/>
+          <w:right w:val="none" w:color="000000" w:sz="4" w:space="0"/>
         </w:tcBorders>
       </w:tcPr>
     </w:tblStylePr>
@@ -12282,9 +12372,9 @@
         <w:shd w:val="clear" w:color="ffffff" w:themeColor="light1" w:fill="ffffff" w:themeFill="light1"/>
         <w:tcBorders>
           <w:top w:val="single" w:color="000000" w:themeColor="accent2" w:themeTint="97" w:sz="4" w:space="0"/>
-          <w:left w:val="none"/>
-          <w:bottom w:val="none"/>
-          <w:right w:val="none"/>
+          <w:left w:val="none" w:color="000000" w:sz="4" w:space="0"/>
+          <w:bottom w:val="none" w:color="000000" w:sz="4" w:space="0"/>
+          <w:right w:val="none" w:color="000000" w:sz="4" w:space="0"/>
         </w:tcBorders>
       </w:tcPr>
     </w:tblStylePr>
@@ -12354,9 +12444,9 @@
       </w:tcPr>
     </w:tblStylePr>
   </w:style>
-  <w:style w:type="table" w:styleId="64">
+  <w:style w:type="table" w:styleId="753">
     <w:name w:val="Grid Table 7 Colorful - Accent 3"/>
-    <w:basedOn w:val="665"/>
+    <w:basedOn w:val="887"/>
     <w:uiPriority w:val="99"/>
     <w:pPr>
       <w:pBdr/>
@@ -12458,11 +12548,11 @@
         <w:tblBorders/>
       </w:tblPr>
       <w:tcPr>
-        <w:shd w:color="ffffff"/>
+        <w:shd w:val="clear" w:color="ffffff"/>
         <w:tcBorders>
-          <w:top w:val="none"/>
-          <w:left w:val="none"/>
-          <w:bottom w:val="none"/>
+          <w:top w:val="none" w:color="000000" w:sz="4" w:space="0"/>
+          <w:left w:val="none" w:color="000000" w:sz="4" w:space="0"/>
+          <w:bottom w:val="none" w:color="000000" w:sz="4" w:space="0"/>
           <w:right w:val="single" w:color="000000" w:themeColor="accent3" w:themeTint="FE" w:sz="4" w:space="0"/>
         </w:tcBorders>
       </w:tcPr>
@@ -12485,10 +12575,10 @@
       <w:tcPr>
         <w:shd w:val="clear" w:color="ffffff" w:themeColor="light1" w:fill="ffffff" w:themeFill="light1"/>
         <w:tcBorders>
-          <w:top w:val="none"/>
-          <w:left w:val="none"/>
+          <w:top w:val="none" w:color="000000" w:sz="4" w:space="0"/>
+          <w:left w:val="none" w:color="000000" w:sz="4" w:space="0"/>
           <w:bottom w:val="single" w:color="000000" w:themeColor="accent3" w:themeTint="FE" w:sz="4" w:space="0"/>
-          <w:right w:val="none"/>
+          <w:right w:val="none" w:color="000000" w:sz="4" w:space="0"/>
         </w:tcBorders>
       </w:tcPr>
     </w:tblStylePr>
@@ -12508,12 +12598,12 @@
         <w:tblBorders/>
       </w:tblPr>
       <w:tcPr>
-        <w:shd w:color="ffffff"/>
+        <w:shd w:val="clear" w:color="ffffff"/>
         <w:tcBorders>
-          <w:top w:val="none"/>
+          <w:top w:val="none" w:color="000000" w:sz="4" w:space="0"/>
           <w:left w:val="single" w:color="000000" w:themeColor="accent3" w:themeTint="FE" w:sz="4" w:space="0"/>
-          <w:bottom w:val="none"/>
-          <w:right w:val="none"/>
+          <w:bottom w:val="none" w:color="000000" w:sz="4" w:space="0"/>
+          <w:right w:val="none" w:color="000000" w:sz="4" w:space="0"/>
         </w:tcBorders>
       </w:tcPr>
     </w:tblStylePr>
@@ -12536,9 +12626,9 @@
         <w:shd w:val="clear" w:color="ffffff" w:themeColor="light1" w:fill="ffffff" w:themeFill="light1"/>
         <w:tcBorders>
           <w:top w:val="single" w:color="000000" w:themeColor="accent3" w:themeTint="FE" w:sz="4" w:space="0"/>
-          <w:left w:val="none"/>
-          <w:bottom w:val="none"/>
-          <w:right w:val="none"/>
+          <w:left w:val="none" w:color="000000" w:sz="4" w:space="0"/>
+          <w:bottom w:val="none" w:color="000000" w:sz="4" w:space="0"/>
+          <w:right w:val="none" w:color="000000" w:sz="4" w:space="0"/>
         </w:tcBorders>
       </w:tcPr>
     </w:tblStylePr>
@@ -12608,9 +12698,9 @@
       </w:tcPr>
     </w:tblStylePr>
   </w:style>
-  <w:style w:type="table" w:styleId="65">
+  <w:style w:type="table" w:styleId="754">
     <w:name w:val="Grid Table 7 Colorful - Accent 4"/>
-    <w:basedOn w:val="665"/>
+    <w:basedOn w:val="887"/>
     <w:uiPriority w:val="99"/>
     <w:pPr>
       <w:pBdr/>
@@ -12712,11 +12802,11 @@
         <w:tblBorders/>
       </w:tblPr>
       <w:tcPr>
-        <w:shd w:color="ffffff"/>
+        <w:shd w:val="clear" w:color="ffffff"/>
         <w:tcBorders>
-          <w:top w:val="none"/>
-          <w:left w:val="none"/>
-          <w:bottom w:val="none"/>
+          <w:top w:val="none" w:color="000000" w:sz="4" w:space="0"/>
+          <w:left w:val="none" w:color="000000" w:sz="4" w:space="0"/>
+          <w:bottom w:val="none" w:color="000000" w:sz="4" w:space="0"/>
           <w:right w:val="single" w:color="000000" w:themeColor="accent4" w:themeTint="9A" w:sz="4" w:space="0"/>
         </w:tcBorders>
       </w:tcPr>
@@ -12739,10 +12829,10 @@
       <w:tcPr>
         <w:shd w:val="clear" w:color="ffffff" w:themeColor="light1" w:fill="ffffff" w:themeFill="light1"/>
         <w:tcBorders>
-          <w:top w:val="none"/>
-          <w:left w:val="none"/>
+          <w:top w:val="none" w:color="000000" w:sz="4" w:space="0"/>
+          <w:left w:val="none" w:color="000000" w:sz="4" w:space="0"/>
           <w:bottom w:val="single" w:color="000000" w:themeColor="accent4" w:themeTint="9A" w:sz="4" w:space="0"/>
-          <w:right w:val="none"/>
+          <w:right w:val="none" w:color="000000" w:sz="4" w:space="0"/>
         </w:tcBorders>
       </w:tcPr>
     </w:tblStylePr>
@@ -12762,12 +12852,12 @@
         <w:tblBorders/>
       </w:tblPr>
       <w:tcPr>
-        <w:shd w:color="ffffff"/>
+        <w:shd w:val="clear" w:color="ffffff"/>
         <w:tcBorders>
-          <w:top w:val="none"/>
+          <w:top w:val="none" w:color="000000" w:sz="4" w:space="0"/>
           <w:left w:val="single" w:color="000000" w:themeColor="accent4" w:themeTint="9A" w:sz="4" w:space="0"/>
-          <w:bottom w:val="none"/>
-          <w:right w:val="none"/>
+          <w:bottom w:val="none" w:color="000000" w:sz="4" w:space="0"/>
+          <w:right w:val="none" w:color="000000" w:sz="4" w:space="0"/>
         </w:tcBorders>
       </w:tcPr>
     </w:tblStylePr>
@@ -12790,9 +12880,9 @@
         <w:shd w:val="clear" w:color="ffffff" w:themeColor="light1" w:fill="ffffff" w:themeFill="light1"/>
         <w:tcBorders>
           <w:top w:val="single" w:color="000000" w:themeColor="accent4" w:themeTint="9A" w:sz="4" w:space="0"/>
-          <w:left w:val="none"/>
-          <w:bottom w:val="none"/>
-          <w:right w:val="none"/>
+          <w:left w:val="none" w:color="000000" w:sz="4" w:space="0"/>
+          <w:bottom w:val="none" w:color="000000" w:sz="4" w:space="0"/>
+          <w:right w:val="none" w:color="000000" w:sz="4" w:space="0"/>
         </w:tcBorders>
       </w:tcPr>
     </w:tblStylePr>
@@ -12862,9 +12952,9 @@
       </w:tcPr>
     </w:tblStylePr>
   </w:style>
-  <w:style w:type="table" w:styleId="66">
+  <w:style w:type="table" w:styleId="755">
     <w:name w:val="Grid Table 7 Colorful - Accent 5"/>
-    <w:basedOn w:val="665"/>
+    <w:basedOn w:val="887"/>
     <w:uiPriority w:val="99"/>
     <w:pPr>
       <w:pBdr/>
@@ -12966,11 +13056,11 @@
         <w:tblBorders/>
       </w:tblPr>
       <w:tcPr>
-        <w:shd w:color="ffffff"/>
+        <w:shd w:val="clear" w:color="ffffff"/>
         <w:tcBorders>
-          <w:top w:val="none"/>
-          <w:left w:val="none"/>
-          <w:bottom w:val="none"/>
+          <w:top w:val="none" w:color="000000" w:sz="4" w:space="0"/>
+          <w:left w:val="none" w:color="000000" w:sz="4" w:space="0"/>
+          <w:bottom w:val="none" w:color="000000" w:sz="4" w:space="0"/>
           <w:right w:val="single" w:color="000000" w:themeColor="accent5" w:themeTint="90" w:sz="4" w:space="0"/>
         </w:tcBorders>
       </w:tcPr>
@@ -12993,10 +13083,10 @@
       <w:tcPr>
         <w:shd w:val="clear" w:color="ffffff" w:themeColor="light1" w:fill="ffffff" w:themeFill="light1"/>
         <w:tcBorders>
-          <w:top w:val="none"/>
-          <w:left w:val="none"/>
+          <w:top w:val="none" w:color="000000" w:sz="4" w:space="0"/>
+          <w:left w:val="none" w:color="000000" w:sz="4" w:space="0"/>
           <w:bottom w:val="single" w:color="000000" w:themeColor="accent5" w:themeTint="90" w:sz="4" w:space="0"/>
-          <w:right w:val="none"/>
+          <w:right w:val="none" w:color="000000" w:sz="4" w:space="0"/>
         </w:tcBorders>
       </w:tcPr>
     </w:tblStylePr>
@@ -13016,12 +13106,12 @@
         <w:tblBorders/>
       </w:tblPr>
       <w:tcPr>
-        <w:shd w:color="ffffff"/>
+        <w:shd w:val="clear" w:color="ffffff"/>
         <w:tcBorders>
-          <w:top w:val="none"/>
+          <w:top w:val="none" w:color="000000" w:sz="4" w:space="0"/>
           <w:left w:val="single" w:color="000000" w:themeColor="accent5" w:themeTint="90" w:sz="4" w:space="0"/>
-          <w:bottom w:val="none"/>
-          <w:right w:val="none"/>
+          <w:bottom w:val="none" w:color="000000" w:sz="4" w:space="0"/>
+          <w:right w:val="none" w:color="000000" w:sz="4" w:space="0"/>
         </w:tcBorders>
       </w:tcPr>
     </w:tblStylePr>
@@ -13044,9 +13134,9 @@
         <w:shd w:val="clear" w:color="ffffff" w:themeColor="light1" w:fill="ffffff" w:themeFill="light1"/>
         <w:tcBorders>
           <w:top w:val="single" w:color="000000" w:themeColor="accent5" w:themeTint="90" w:sz="4" w:space="0"/>
-          <w:left w:val="none"/>
-          <w:bottom w:val="none"/>
-          <w:right w:val="none"/>
+          <w:left w:val="none" w:color="000000" w:sz="4" w:space="0"/>
+          <w:bottom w:val="none" w:color="000000" w:sz="4" w:space="0"/>
+          <w:right w:val="none" w:color="000000" w:sz="4" w:space="0"/>
         </w:tcBorders>
       </w:tcPr>
     </w:tblStylePr>
@@ -13116,9 +13206,9 @@
       </w:tcPr>
     </w:tblStylePr>
   </w:style>
-  <w:style w:type="table" w:styleId="67">
+  <w:style w:type="table" w:styleId="756">
     <w:name w:val="Grid Table 7 Colorful - Accent 6"/>
-    <w:basedOn w:val="665"/>
+    <w:basedOn w:val="887"/>
     <w:uiPriority w:val="99"/>
     <w:pPr>
       <w:pBdr/>
@@ -13220,11 +13310,11 @@
         <w:tblBorders/>
       </w:tblPr>
       <w:tcPr>
-        <w:shd w:color="ffffff"/>
+        <w:shd w:val="clear" w:color="ffffff"/>
         <w:tcBorders>
-          <w:top w:val="none"/>
-          <w:left w:val="none"/>
-          <w:bottom w:val="none"/>
+          <w:top w:val="none" w:color="000000" w:sz="4" w:space="0"/>
+          <w:left w:val="none" w:color="000000" w:sz="4" w:space="0"/>
+          <w:bottom w:val="none" w:color="000000" w:sz="4" w:space="0"/>
           <w:right w:val="single" w:color="000000" w:themeColor="accent6" w:themeTint="90" w:sz="4" w:space="0"/>
         </w:tcBorders>
       </w:tcPr>
@@ -13247,10 +13337,10 @@
       <w:tcPr>
         <w:shd w:val="clear" w:color="ffffff" w:themeColor="light1" w:fill="ffffff" w:themeFill="light1"/>
         <w:tcBorders>
-          <w:top w:val="none"/>
-          <w:left w:val="none"/>
+          <w:top w:val="none" w:color="000000" w:sz="4" w:space="0"/>
+          <w:left w:val="none" w:color="000000" w:sz="4" w:space="0"/>
           <w:bottom w:val="single" w:color="000000" w:themeColor="accent6" w:themeTint="90" w:sz="4" w:space="0"/>
-          <w:right w:val="none"/>
+          <w:right w:val="none" w:color="000000" w:sz="4" w:space="0"/>
         </w:tcBorders>
       </w:tcPr>
     </w:tblStylePr>
@@ -13270,12 +13360,12 @@
         <w:tblBorders/>
       </w:tblPr>
       <w:tcPr>
-        <w:shd w:color="ffffff"/>
+        <w:shd w:val="clear" w:color="ffffff"/>
         <w:tcBorders>
-          <w:top w:val="none"/>
+          <w:top w:val="none" w:color="000000" w:sz="4" w:space="0"/>
           <w:left w:val="single" w:color="000000" w:themeColor="accent6" w:themeTint="90" w:sz="4" w:space="0"/>
-          <w:bottom w:val="none"/>
-          <w:right w:val="none"/>
+          <w:bottom w:val="none" w:color="000000" w:sz="4" w:space="0"/>
+          <w:right w:val="none" w:color="000000" w:sz="4" w:space="0"/>
         </w:tcBorders>
       </w:tcPr>
     </w:tblStylePr>
@@ -13298,9 +13388,9 @@
         <w:shd w:val="clear" w:color="ffffff" w:themeColor="light1" w:fill="ffffff" w:themeFill="light1"/>
         <w:tcBorders>
           <w:top w:val="single" w:color="000000" w:themeColor="accent6" w:themeTint="90" w:sz="4" w:space="0"/>
-          <w:left w:val="none"/>
-          <w:bottom w:val="none"/>
-          <w:right w:val="none"/>
+          <w:left w:val="none" w:color="000000" w:sz="4" w:space="0"/>
+          <w:bottom w:val="none" w:color="000000" w:sz="4" w:space="0"/>
+          <w:right w:val="none" w:color="000000" w:sz="4" w:space="0"/>
         </w:tcBorders>
       </w:tcPr>
     </w:tblStylePr>
@@ -13370,9 +13460,9 @@
       </w:tcPr>
     </w:tblStylePr>
   </w:style>
-  <w:style w:type="table" w:styleId="68">
+  <w:style w:type="table" w:styleId="757">
     <w:name w:val="List Table 1 Light"/>
-    <w:basedOn w:val="665"/>
+    <w:basedOn w:val="887"/>
     <w:uiPriority w:val="99"/>
     <w:pPr>
       <w:pBdr/>
@@ -13586,9 +13676,9 @@
       </w:tcPr>
     </w:tblStylePr>
   </w:style>
-  <w:style w:type="table" w:styleId="69">
+  <w:style w:type="table" w:styleId="758">
     <w:name w:val="List Table 1 Light - Accent 1"/>
-    <w:basedOn w:val="665"/>
+    <w:basedOn w:val="887"/>
     <w:uiPriority w:val="99"/>
     <w:pPr>
       <w:pBdr/>
@@ -13802,9 +13892,9 @@
       </w:tcPr>
     </w:tblStylePr>
   </w:style>
-  <w:style w:type="table" w:styleId="70">
+  <w:style w:type="table" w:styleId="759">
     <w:name w:val="List Table 1 Light - Accent 2"/>
-    <w:basedOn w:val="665"/>
+    <w:basedOn w:val="887"/>
     <w:uiPriority w:val="99"/>
     <w:pPr>
       <w:pBdr/>
@@ -14018,9 +14108,9 @@
       </w:tcPr>
     </w:tblStylePr>
   </w:style>
-  <w:style w:type="table" w:styleId="71">
+  <w:style w:type="table" w:styleId="760">
     <w:name w:val="List Table 1 Light - Accent 3"/>
-    <w:basedOn w:val="665"/>
+    <w:basedOn w:val="887"/>
     <w:uiPriority w:val="99"/>
     <w:pPr>
       <w:pBdr/>
@@ -14234,9 +14324,9 @@
       </w:tcPr>
     </w:tblStylePr>
   </w:style>
-  <w:style w:type="table" w:styleId="72">
+  <w:style w:type="table" w:styleId="761">
     <w:name w:val="List Table 1 Light - Accent 4"/>
-    <w:basedOn w:val="665"/>
+    <w:basedOn w:val="887"/>
     <w:uiPriority w:val="99"/>
     <w:pPr>
       <w:pBdr/>
@@ -14450,9 +14540,9 @@
       </w:tcPr>
     </w:tblStylePr>
   </w:style>
-  <w:style w:type="table" w:styleId="73">
+  <w:style w:type="table" w:styleId="762">
     <w:name w:val="List Table 1 Light - Accent 5"/>
-    <w:basedOn w:val="665"/>
+    <w:basedOn w:val="887"/>
     <w:uiPriority w:val="99"/>
     <w:pPr>
       <w:pBdr/>
@@ -14666,9 +14756,9 @@
       </w:tcPr>
     </w:tblStylePr>
   </w:style>
-  <w:style w:type="table" w:styleId="74">
+  <w:style w:type="table" w:styleId="763">
     <w:name w:val="List Table 1 Light - Accent 6"/>
-    <w:basedOn w:val="665"/>
+    <w:basedOn w:val="887"/>
     <w:uiPriority w:val="99"/>
     <w:pPr>
       <w:pBdr/>
@@ -14882,9 +14972,9 @@
       </w:tcPr>
     </w:tblStylePr>
   </w:style>
-  <w:style w:type="table" w:styleId="75">
+  <w:style w:type="table" w:styleId="764">
     <w:name w:val="List Table 2"/>
-    <w:basedOn w:val="665"/>
+    <w:basedOn w:val="887"/>
     <w:uiPriority w:val="99"/>
     <w:pPr>
       <w:pBdr/>
@@ -15120,9 +15210,9 @@
       </w:tcPr>
     </w:tblStylePr>
   </w:style>
-  <w:style w:type="table" w:styleId="76">
+  <w:style w:type="table" w:styleId="765">
     <w:name w:val="List Table 2 - Accent 1"/>
-    <w:basedOn w:val="665"/>
+    <w:basedOn w:val="887"/>
     <w:uiPriority w:val="99"/>
     <w:pPr>
       <w:pBdr/>
@@ -15358,9 +15448,9 @@
       </w:tcPr>
     </w:tblStylePr>
   </w:style>
-  <w:style w:type="table" w:styleId="77">
+  <w:style w:type="table" w:styleId="766">
     <w:name w:val="List Table 2 - Accent 2"/>
-    <w:basedOn w:val="665"/>
+    <w:basedOn w:val="887"/>
     <w:uiPriority w:val="99"/>
     <w:pPr>
       <w:pBdr/>
@@ -15596,9 +15686,9 @@
       </w:tcPr>
     </w:tblStylePr>
   </w:style>
-  <w:style w:type="table" w:styleId="78">
+  <w:style w:type="table" w:styleId="767">
     <w:name w:val="List Table 2 - Accent 3"/>
-    <w:basedOn w:val="665"/>
+    <w:basedOn w:val="887"/>
     <w:uiPriority w:val="99"/>
     <w:pPr>
       <w:pBdr/>
@@ -15834,9 +15924,9 @@
       </w:tcPr>
     </w:tblStylePr>
   </w:style>
-  <w:style w:type="table" w:styleId="79">
+  <w:style w:type="table" w:styleId="768">
     <w:name w:val="List Table 2 - Accent 4"/>
-    <w:basedOn w:val="665"/>
+    <w:basedOn w:val="887"/>
     <w:uiPriority w:val="99"/>
     <w:pPr>
       <w:pBdr/>
@@ -16072,9 +16162,9 @@
       </w:tcPr>
     </w:tblStylePr>
   </w:style>
-  <w:style w:type="table" w:styleId="80">
+  <w:style w:type="table" w:styleId="769">
     <w:name w:val="List Table 2 - Accent 5"/>
-    <w:basedOn w:val="665"/>
+    <w:basedOn w:val="887"/>
     <w:uiPriority w:val="99"/>
     <w:pPr>
       <w:pBdr/>
@@ -16310,9 +16400,9 @@
       </w:tcPr>
     </w:tblStylePr>
   </w:style>
-  <w:style w:type="table" w:styleId="81">
+  <w:style w:type="table" w:styleId="770">
     <w:name w:val="List Table 2 - Accent 6"/>
-    <w:basedOn w:val="665"/>
+    <w:basedOn w:val="887"/>
     <w:uiPriority w:val="99"/>
     <w:pPr>
       <w:pBdr/>
@@ -16548,9 +16638,9 @@
       </w:tcPr>
     </w:tblStylePr>
   </w:style>
-  <w:style w:type="table" w:styleId="82">
+  <w:style w:type="table" w:styleId="771">
     <w:name w:val="List Table 3"/>
-    <w:basedOn w:val="665"/>
+    <w:basedOn w:val="887"/>
     <w:uiPriority w:val="99"/>
     <w:pPr>
       <w:pBdr/>
@@ -16776,9 +16866,9 @@
       </w:tcPr>
     </w:tblStylePr>
   </w:style>
-  <w:style w:type="table" w:styleId="83">
+  <w:style w:type="table" w:styleId="772">
     <w:name w:val="List Table 3 - Accent 1"/>
-    <w:basedOn w:val="665"/>
+    <w:basedOn w:val="887"/>
     <w:uiPriority w:val="99"/>
     <w:pPr>
       <w:pBdr/>
@@ -17004,9 +17094,9 @@
       </w:tcPr>
     </w:tblStylePr>
   </w:style>
-  <w:style w:type="table" w:styleId="84">
+  <w:style w:type="table" w:styleId="773">
     <w:name w:val="List Table 3 - Accent 2"/>
-    <w:basedOn w:val="665"/>
+    <w:basedOn w:val="887"/>
     <w:uiPriority w:val="99"/>
     <w:pPr>
       <w:pBdr/>
@@ -17232,9 +17322,9 @@
       </w:tcPr>
     </w:tblStylePr>
   </w:style>
-  <w:style w:type="table" w:styleId="85">
+  <w:style w:type="table" w:styleId="774">
     <w:name w:val="List Table 3 - Accent 3"/>
-    <w:basedOn w:val="665"/>
+    <w:basedOn w:val="887"/>
     <w:uiPriority w:val="99"/>
     <w:pPr>
       <w:pBdr/>
@@ -17460,9 +17550,9 @@
       </w:tcPr>
     </w:tblStylePr>
   </w:style>
-  <w:style w:type="table" w:styleId="86">
+  <w:style w:type="table" w:styleId="775">
     <w:name w:val="List Table 3 - Accent 4"/>
-    <w:basedOn w:val="665"/>
+    <w:basedOn w:val="887"/>
     <w:uiPriority w:val="99"/>
     <w:pPr>
       <w:pBdr/>
@@ -17688,9 +17778,9 @@
       </w:tcPr>
     </w:tblStylePr>
   </w:style>
-  <w:style w:type="table" w:styleId="87">
+  <w:style w:type="table" w:styleId="776">
     <w:name w:val="List Table 3 - Accent 5"/>
-    <w:basedOn w:val="665"/>
+    <w:basedOn w:val="887"/>
     <w:uiPriority w:val="99"/>
     <w:pPr>
       <w:pBdr/>
@@ -17916,9 +18006,9 @@
       </w:tcPr>
     </w:tblStylePr>
   </w:style>
-  <w:style w:type="table" w:styleId="88">
+  <w:style w:type="table" w:styleId="777">
     <w:name w:val="List Table 3 - Accent 6"/>
-    <w:basedOn w:val="665"/>
+    <w:basedOn w:val="887"/>
     <w:uiPriority w:val="99"/>
     <w:pPr>
       <w:pBdr/>
@@ -18144,9 +18234,9 @@
       </w:tcPr>
     </w:tblStylePr>
   </w:style>
-  <w:style w:type="table" w:styleId="89">
+  <w:style w:type="table" w:styleId="778">
     <w:name w:val="List Table 4"/>
-    <w:basedOn w:val="665"/>
+    <w:basedOn w:val="887"/>
     <w:uiPriority w:val="99"/>
     <w:pPr>
       <w:pBdr/>
@@ -18369,9 +18459,9 @@
       </w:tcPr>
     </w:tblStylePr>
   </w:style>
-  <w:style w:type="table" w:styleId="90">
+  <w:style w:type="table" w:styleId="779">
     <w:name w:val="List Table 4 - Accent 1"/>
-    <w:basedOn w:val="665"/>
+    <w:basedOn w:val="887"/>
     <w:uiPriority w:val="99"/>
     <w:pPr>
       <w:pBdr/>
@@ -18594,9 +18684,9 @@
       </w:tcPr>
     </w:tblStylePr>
   </w:style>
-  <w:style w:type="table" w:styleId="91">
+  <w:style w:type="table" w:styleId="780">
     <w:name w:val="List Table 4 - Accent 2"/>
-    <w:basedOn w:val="665"/>
+    <w:basedOn w:val="887"/>
     <w:uiPriority w:val="99"/>
     <w:pPr>
       <w:pBdr/>
@@ -18819,9 +18909,9 @@
       </w:tcPr>
     </w:tblStylePr>
   </w:style>
-  <w:style w:type="table" w:styleId="92">
+  <w:style w:type="table" w:styleId="781">
     <w:name w:val="List Table 4 - Accent 3"/>
-    <w:basedOn w:val="665"/>
+    <w:basedOn w:val="887"/>
     <w:uiPriority w:val="99"/>
     <w:pPr>
       <w:pBdr/>
@@ -19044,9 +19134,9 @@
       </w:tcPr>
     </w:tblStylePr>
   </w:style>
-  <w:style w:type="table" w:styleId="93">
+  <w:style w:type="table" w:styleId="782">
     <w:name w:val="List Table 4 - Accent 4"/>
-    <w:basedOn w:val="665"/>
+    <w:basedOn w:val="887"/>
     <w:uiPriority w:val="99"/>
     <w:pPr>
       <w:pBdr/>
@@ -19269,9 +19359,9 @@
       </w:tcPr>
     </w:tblStylePr>
   </w:style>
-  <w:style w:type="table" w:styleId="94">
+  <w:style w:type="table" w:styleId="783">
     <w:name w:val="List Table 4 - Accent 5"/>
-    <w:basedOn w:val="665"/>
+    <w:basedOn w:val="887"/>
     <w:uiPriority w:val="99"/>
     <w:pPr>
       <w:pBdr/>
@@ -19494,9 +19584,9 @@
       </w:tcPr>
     </w:tblStylePr>
   </w:style>
-  <w:style w:type="table" w:styleId="95">
+  <w:style w:type="table" w:styleId="784">
     <w:name w:val="List Table 4 - Accent 6"/>
-    <w:basedOn w:val="665"/>
+    <w:basedOn w:val="887"/>
     <w:uiPriority w:val="99"/>
     <w:pPr>
       <w:pBdr/>
@@ -19719,9 +19809,9 @@
       </w:tcPr>
     </w:tblStylePr>
   </w:style>
-  <w:style w:type="table" w:styleId="96">
+  <w:style w:type="table" w:styleId="785">
     <w:name w:val="List Table 5 Dark"/>
-    <w:basedOn w:val="665"/>
+    <w:basedOn w:val="887"/>
     <w:uiPriority w:val="99"/>
     <w:pPr>
       <w:pBdr/>
@@ -19961,9 +20051,9 @@
       </w:tcPr>
     </w:tblStylePr>
   </w:style>
-  <w:style w:type="table" w:styleId="97">
+  <w:style w:type="table" w:styleId="786">
     <w:name w:val="List Table 5 Dark - Accent 1"/>
-    <w:basedOn w:val="665"/>
+    <w:basedOn w:val="887"/>
     <w:uiPriority w:val="99"/>
     <w:pPr>
       <w:pBdr/>
@@ -20203,9 +20293,9 @@
       </w:tcPr>
     </w:tblStylePr>
   </w:style>
-  <w:style w:type="table" w:styleId="98">
+  <w:style w:type="table" w:styleId="787">
     <w:name w:val="List Table 5 Dark - Accent 2"/>
-    <w:basedOn w:val="665"/>
+    <w:basedOn w:val="887"/>
     <w:uiPriority w:val="99"/>
     <w:pPr>
       <w:pBdr/>
@@ -20445,9 +20535,9 @@
       </w:tcPr>
     </w:tblStylePr>
   </w:style>
-  <w:style w:type="table" w:styleId="99">
+  <w:style w:type="table" w:styleId="788">
     <w:name w:val="List Table 5 Dark - Accent 3"/>
-    <w:basedOn w:val="665"/>
+    <w:basedOn w:val="887"/>
     <w:uiPriority w:val="99"/>
     <w:pPr>
       <w:pBdr/>
@@ -20687,9 +20777,9 @@
       </w:tcPr>
     </w:tblStylePr>
   </w:style>
-  <w:style w:type="table" w:styleId="100">
+  <w:style w:type="table" w:styleId="789">
     <w:name w:val="List Table 5 Dark - Accent 4"/>
-    <w:basedOn w:val="665"/>
+    <w:basedOn w:val="887"/>
     <w:uiPriority w:val="99"/>
     <w:pPr>
       <w:pBdr/>
@@ -20929,9 +21019,9 @@
       </w:tcPr>
     </w:tblStylePr>
   </w:style>
-  <w:style w:type="table" w:styleId="101">
+  <w:style w:type="table" w:styleId="790">
     <w:name w:val="List Table 5 Dark - Accent 5"/>
-    <w:basedOn w:val="665"/>
+    <w:basedOn w:val="887"/>
     <w:uiPriority w:val="99"/>
     <w:pPr>
       <w:pBdr/>
@@ -21171,9 +21261,9 @@
       </w:tcPr>
     </w:tblStylePr>
   </w:style>
-  <w:style w:type="table" w:styleId="102">
+  <w:style w:type="table" w:styleId="791">
     <w:name w:val="List Table 5 Dark - Accent 6"/>
-    <w:basedOn w:val="665"/>
+    <w:basedOn w:val="887"/>
     <w:uiPriority w:val="99"/>
     <w:pPr>
       <w:pBdr/>
@@ -21413,9 +21503,9 @@
       </w:tcPr>
     </w:tblStylePr>
   </w:style>
-  <w:style w:type="table" w:styleId="103">
+  <w:style w:type="table" w:styleId="792">
     <w:name w:val="List Table 6 Colorful"/>
-    <w:basedOn w:val="665"/>
+    <w:basedOn w:val="887"/>
     <w:uiPriority w:val="99"/>
     <w:pPr>
       <w:pBdr/>
@@ -21636,9 +21726,9 @@
       </w:tcPr>
     </w:tblStylePr>
   </w:style>
-  <w:style w:type="table" w:styleId="104">
+  <w:style w:type="table" w:styleId="793">
     <w:name w:val="List Table 6 Colorful - Accent 1"/>
-    <w:basedOn w:val="665"/>
+    <w:basedOn w:val="887"/>
     <w:uiPriority w:val="99"/>
     <w:pPr>
       <w:pBdr/>
@@ -21859,9 +21949,9 @@
       </w:tcPr>
     </w:tblStylePr>
   </w:style>
-  <w:style w:type="table" w:styleId="105">
+  <w:style w:type="table" w:styleId="794">
     <w:name w:val="List Table 6 Colorful - Accent 2"/>
-    <w:basedOn w:val="665"/>
+    <w:basedOn w:val="887"/>
     <w:uiPriority w:val="99"/>
     <w:pPr>
       <w:pBdr/>
@@ -22082,9 +22172,9 @@
       </w:tcPr>
     </w:tblStylePr>
   </w:style>
-  <w:style w:type="table" w:styleId="106">
+  <w:style w:type="table" w:styleId="795">
     <w:name w:val="List Table 6 Colorful - Accent 3"/>
-    <w:basedOn w:val="665"/>
+    <w:basedOn w:val="887"/>
     <w:uiPriority w:val="99"/>
     <w:pPr>
       <w:pBdr/>
@@ -22305,9 +22395,9 @@
       </w:tcPr>
     </w:tblStylePr>
   </w:style>
-  <w:style w:type="table" w:styleId="107">
+  <w:style w:type="table" w:styleId="796">
     <w:name w:val="List Table 6 Colorful - Accent 4"/>
-    <w:basedOn w:val="665"/>
+    <w:basedOn w:val="887"/>
     <w:uiPriority w:val="99"/>
     <w:pPr>
       <w:pBdr/>
@@ -22528,9 +22618,9 @@
       </w:tcPr>
     </w:tblStylePr>
   </w:style>
-  <w:style w:type="table" w:styleId="108">
+  <w:style w:type="table" w:styleId="797">
     <w:name w:val="List Table 6 Colorful - Accent 5"/>
-    <w:basedOn w:val="665"/>
+    <w:basedOn w:val="887"/>
     <w:uiPriority w:val="99"/>
     <w:pPr>
       <w:pBdr/>
@@ -22751,9 +22841,9 @@
       </w:tcPr>
     </w:tblStylePr>
   </w:style>
-  <w:style w:type="table" w:styleId="109">
+  <w:style w:type="table" w:styleId="798">
     <w:name w:val="List Table 6 Colorful - Accent 6"/>
-    <w:basedOn w:val="665"/>
+    <w:basedOn w:val="887"/>
     <w:uiPriority w:val="99"/>
     <w:pPr>
       <w:pBdr/>
@@ -22974,9 +23064,9 @@
       </w:tcPr>
     </w:tblStylePr>
   </w:style>
-  <w:style w:type="table" w:styleId="110">
+  <w:style w:type="table" w:styleId="799">
     <w:name w:val="List Table 7 Colorful"/>
-    <w:basedOn w:val="665"/>
+    <w:basedOn w:val="887"/>
     <w:uiPriority w:val="99"/>
     <w:pPr>
       <w:pBdr/>
@@ -23075,11 +23165,11 @@
         <w:tblBorders/>
       </w:tblPr>
       <w:tcPr>
-        <w:shd w:color="ffffff"/>
+        <w:shd w:val="clear" w:color="ffffff"/>
         <w:tcBorders>
-          <w:top w:val="none"/>
-          <w:left w:val="none"/>
-          <w:bottom w:val="none"/>
+          <w:top w:val="none" w:color="000000" w:sz="4" w:space="0"/>
+          <w:left w:val="none" w:color="000000" w:sz="4" w:space="0"/>
+          <w:bottom w:val="none" w:color="000000" w:sz="4" w:space="0"/>
           <w:right w:val="single" w:color="000000" w:themeColor="text1" w:themeTint="80" w:sz="4" w:space="0"/>
         </w:tcBorders>
       </w:tcPr>
@@ -23102,10 +23192,10 @@
       <w:tcPr>
         <w:shd w:val="clear" w:color="ffffff" w:themeColor="light1" w:fill="ffffff" w:themeFill="light1"/>
         <w:tcBorders>
-          <w:top w:val="none"/>
-          <w:left w:val="none"/>
+          <w:top w:val="none" w:color="000000" w:sz="4" w:space="0"/>
+          <w:left w:val="none" w:color="000000" w:sz="4" w:space="0"/>
           <w:bottom w:val="single" w:color="000000" w:themeColor="text1" w:themeTint="80" w:sz="4" w:space="0"/>
-          <w:right w:val="none"/>
+          <w:right w:val="none" w:color="000000" w:sz="4" w:space="0"/>
         </w:tcBorders>
       </w:tcPr>
     </w:tblStylePr>
@@ -23125,12 +23215,12 @@
         <w:tblBorders/>
       </w:tblPr>
       <w:tcPr>
-        <w:shd w:color="ffffff"/>
+        <w:shd w:val="clear" w:color="ffffff"/>
         <w:tcBorders>
-          <w:top w:val="none"/>
+          <w:top w:val="none" w:color="000000" w:sz="4" w:space="0"/>
           <w:left w:val="single" w:color="000000" w:themeColor="text1" w:themeTint="80" w:sz="4" w:space="0"/>
-          <w:bottom w:val="none"/>
-          <w:right w:val="none"/>
+          <w:bottom w:val="none" w:color="000000" w:sz="4" w:space="0"/>
+          <w:right w:val="none" w:color="000000" w:sz="4" w:space="0"/>
         </w:tcBorders>
       </w:tcPr>
     </w:tblStylePr>
@@ -23153,9 +23243,9 @@
         <w:shd w:val="clear" w:color="ffffff" w:themeColor="light1" w:fill="ffffff" w:themeFill="light1"/>
         <w:tcBorders>
           <w:top w:val="single" w:color="000000" w:themeColor="text1" w:themeTint="80" w:sz="4" w:space="0"/>
-          <w:left w:val="none"/>
-          <w:bottom w:val="none"/>
-          <w:right w:val="none"/>
+          <w:left w:val="none" w:color="000000" w:sz="4" w:space="0"/>
+          <w:bottom w:val="none" w:color="000000" w:sz="4" w:space="0"/>
+          <w:right w:val="none" w:color="000000" w:sz="4" w:space="0"/>
         </w:tcBorders>
       </w:tcPr>
     </w:tblStylePr>
@@ -23230,9 +23320,9 @@
       </w:tcPr>
     </w:tblStylePr>
   </w:style>
-  <w:style w:type="table" w:styleId="111">
+  <w:style w:type="table" w:styleId="800">
     <w:name w:val="List Table 7 Colorful - Accent 1"/>
-    <w:basedOn w:val="665"/>
+    <w:basedOn w:val="887"/>
     <w:uiPriority w:val="99"/>
     <w:pPr>
       <w:pBdr/>
@@ -23331,11 +23421,11 @@
         <w:tblBorders/>
       </w:tblPr>
       <w:tcPr>
-        <w:shd w:color="ffffff"/>
+        <w:shd w:val="clear" w:color="ffffff"/>
         <w:tcBorders>
-          <w:top w:val="none"/>
-          <w:left w:val="none"/>
-          <w:bottom w:val="none"/>
+          <w:top w:val="none" w:color="000000" w:sz="4" w:space="0"/>
+          <w:left w:val="none" w:color="000000" w:sz="4" w:space="0"/>
+          <w:bottom w:val="none" w:color="000000" w:sz="4" w:space="0"/>
           <w:right w:val="single" w:color="000000" w:themeColor="accent1" w:sz="4" w:space="0"/>
         </w:tcBorders>
       </w:tcPr>
@@ -23358,10 +23448,10 @@
       <w:tcPr>
         <w:shd w:val="clear" w:color="ffffff" w:themeColor="light1" w:fill="ffffff" w:themeFill="light1"/>
         <w:tcBorders>
-          <w:top w:val="none"/>
-          <w:left w:val="none"/>
+          <w:top w:val="none" w:color="000000" w:sz="4" w:space="0"/>
+          <w:left w:val="none" w:color="000000" w:sz="4" w:space="0"/>
           <w:bottom w:val="single" w:color="000000" w:themeColor="accent1" w:sz="4" w:space="0"/>
-          <w:right w:val="none"/>
+          <w:right w:val="none" w:color="000000" w:sz="4" w:space="0"/>
         </w:tcBorders>
       </w:tcPr>
     </w:tblStylePr>
@@ -23381,12 +23471,12 @@
         <w:tblBorders/>
       </w:tblPr>
       <w:tcPr>
-        <w:shd w:color="ffffff"/>
+        <w:shd w:val="clear" w:color="ffffff"/>
         <w:tcBorders>
-          <w:top w:val="none"/>
+          <w:top w:val="none" w:color="000000" w:sz="4" w:space="0"/>
           <w:left w:val="single" w:color="000000" w:themeColor="accent1" w:sz="4" w:space="0"/>
-          <w:bottom w:val="none"/>
-          <w:right w:val="none"/>
+          <w:bottom w:val="none" w:color="000000" w:sz="4" w:space="0"/>
+          <w:right w:val="none" w:color="000000" w:sz="4" w:space="0"/>
         </w:tcBorders>
       </w:tcPr>
     </w:tblStylePr>
@@ -23409,9 +23499,9 @@
         <w:shd w:val="clear" w:color="ffffff" w:themeColor="light1" w:fill="ffffff" w:themeFill="light1"/>
         <w:tcBorders>
           <w:top w:val="single" w:color="000000" w:themeColor="accent1" w:sz="4" w:space="0"/>
-          <w:left w:val="none"/>
-          <w:bottom w:val="none"/>
-          <w:right w:val="none"/>
+          <w:left w:val="none" w:color="000000" w:sz="4" w:space="0"/>
+          <w:bottom w:val="none" w:color="000000" w:sz="4" w:space="0"/>
+          <w:right w:val="none" w:color="000000" w:sz="4" w:space="0"/>
         </w:tcBorders>
       </w:tcPr>
     </w:tblStylePr>
@@ -23486,9 +23576,9 @@
       </w:tcPr>
     </w:tblStylePr>
   </w:style>
-  <w:style w:type="table" w:styleId="112">
+  <w:style w:type="table" w:styleId="801">
     <w:name w:val="List Table 7 Colorful - Accent 2"/>
-    <w:basedOn w:val="665"/>
+    <w:basedOn w:val="887"/>
     <w:uiPriority w:val="99"/>
     <w:pPr>
       <w:pBdr/>
@@ -23587,11 +23677,11 @@
         <w:tblBorders/>
       </w:tblPr>
       <w:tcPr>
-        <w:shd w:color="ffffff"/>
+        <w:shd w:val="clear" w:color="ffffff"/>
         <w:tcBorders>
-          <w:top w:val="none"/>
-          <w:left w:val="none"/>
-          <w:bottom w:val="none"/>
+          <w:top w:val="none" w:color="000000" w:sz="4" w:space="0"/>
+          <w:left w:val="none" w:color="000000" w:sz="4" w:space="0"/>
+          <w:bottom w:val="none" w:color="000000" w:sz="4" w:space="0"/>
           <w:right w:val="single" w:color="000000" w:themeColor="accent2" w:themeTint="97" w:sz="4" w:space="0"/>
         </w:tcBorders>
       </w:tcPr>
@@ -23614,10 +23704,10 @@
       <w:tcPr>
         <w:shd w:val="clear" w:color="ffffff" w:themeColor="light1" w:fill="ffffff" w:themeFill="light1"/>
         <w:tcBorders>
-          <w:top w:val="none"/>
-          <w:left w:val="none"/>
+          <w:top w:val="none" w:color="000000" w:sz="4" w:space="0"/>
+          <w:left w:val="none" w:color="000000" w:sz="4" w:space="0"/>
           <w:bottom w:val="single" w:color="000000" w:themeColor="accent2" w:themeTint="97" w:sz="4" w:space="0"/>
-          <w:right w:val="none"/>
+          <w:right w:val="none" w:color="000000" w:sz="4" w:space="0"/>
         </w:tcBorders>
       </w:tcPr>
     </w:tblStylePr>
@@ -23637,12 +23727,12 @@
         <w:tblBorders/>
       </w:tblPr>
       <w:tcPr>
-        <w:shd w:color="ffffff"/>
+        <w:shd w:val="clear" w:color="ffffff"/>
         <w:tcBorders>
-          <w:top w:val="none"/>
+          <w:top w:val="none" w:color="000000" w:sz="4" w:space="0"/>
           <w:left w:val="single" w:color="000000" w:themeColor="accent2" w:themeTint="97" w:sz="4" w:space="0"/>
-          <w:bottom w:val="none"/>
-          <w:right w:val="none"/>
+          <w:bottom w:val="none" w:color="000000" w:sz="4" w:space="0"/>
+          <w:right w:val="none" w:color="000000" w:sz="4" w:space="0"/>
         </w:tcBorders>
       </w:tcPr>
     </w:tblStylePr>
@@ -23665,9 +23755,9 @@
         <w:shd w:val="clear" w:color="ffffff" w:themeColor="light1" w:fill="ffffff" w:themeFill="light1"/>
         <w:tcBorders>
           <w:top w:val="single" w:color="000000" w:themeColor="accent2" w:themeTint="97" w:sz="4" w:space="0"/>
-          <w:left w:val="none"/>
-          <w:bottom w:val="none"/>
-          <w:right w:val="none"/>
+          <w:left w:val="none" w:color="000000" w:sz="4" w:space="0"/>
+          <w:bottom w:val="none" w:color="000000" w:sz="4" w:space="0"/>
+          <w:right w:val="none" w:color="000000" w:sz="4" w:space="0"/>
         </w:tcBorders>
       </w:tcPr>
     </w:tblStylePr>
@@ -23742,9 +23832,9 @@
       </w:tcPr>
     </w:tblStylePr>
   </w:style>
-  <w:style w:type="table" w:styleId="113">
+  <w:style w:type="table" w:styleId="802">
     <w:name w:val="List Table 7 Colorful - Accent 3"/>
-    <w:basedOn w:val="665"/>
+    <w:basedOn w:val="887"/>
     <w:uiPriority w:val="99"/>
     <w:pPr>
       <w:pBdr/>
@@ -23843,11 +23933,11 @@
         <w:tblBorders/>
       </w:tblPr>
       <w:tcPr>
-        <w:shd w:color="ffffff"/>
+        <w:shd w:val="clear" w:color="ffffff"/>
         <w:tcBorders>
-          <w:top w:val="none"/>
-          <w:left w:val="none"/>
-          <w:bottom w:val="none"/>
+          <w:top w:val="none" w:color="000000" w:sz="4" w:space="0"/>
+          <w:left w:val="none" w:color="000000" w:sz="4" w:space="0"/>
+          <w:bottom w:val="none" w:color="000000" w:sz="4" w:space="0"/>
           <w:right w:val="single" w:color="000000" w:themeColor="accent3" w:themeTint="98" w:sz="4" w:space="0"/>
         </w:tcBorders>
       </w:tcPr>
@@ -23870,10 +23960,10 @@
       <w:tcPr>
         <w:shd w:val="clear" w:color="ffffff" w:themeColor="light1" w:fill="ffffff" w:themeFill="light1"/>
         <w:tcBorders>
-          <w:top w:val="none"/>
-          <w:left w:val="none"/>
+          <w:top w:val="none" w:color="000000" w:sz="4" w:space="0"/>
+          <w:left w:val="none" w:color="000000" w:sz="4" w:space="0"/>
           <w:bottom w:val="single" w:color="000000" w:themeColor="accent3" w:themeTint="98" w:sz="4" w:space="0"/>
-          <w:right w:val="none"/>
+          <w:right w:val="none" w:color="000000" w:sz="4" w:space="0"/>
         </w:tcBorders>
       </w:tcPr>
     </w:tblStylePr>
@@ -23893,12 +23983,12 @@
         <w:tblBorders/>
       </w:tblPr>
       <w:tcPr>
-        <w:shd w:color="ffffff"/>
+        <w:shd w:val="clear" w:color="ffffff"/>
         <w:tcBorders>
-          <w:top w:val="none"/>
+          <w:top w:val="none" w:color="000000" w:sz="4" w:space="0"/>
           <w:left w:val="single" w:color="000000" w:themeColor="accent3" w:themeTint="98" w:sz="4" w:space="0"/>
-          <w:bottom w:val="none"/>
-          <w:right w:val="none"/>
+          <w:bottom w:val="none" w:color="000000" w:sz="4" w:space="0"/>
+          <w:right w:val="none" w:color="000000" w:sz="4" w:space="0"/>
         </w:tcBorders>
       </w:tcPr>
     </w:tblStylePr>
@@ -23921,9 +24011,9 @@
         <w:shd w:val="clear" w:color="ffffff" w:themeColor="light1" w:fill="ffffff" w:themeFill="light1"/>
         <w:tcBorders>
           <w:top w:val="single" w:color="000000" w:themeColor="accent3" w:themeTint="98" w:sz="4" w:space="0"/>
-          <w:left w:val="none"/>
-          <w:bottom w:val="none"/>
-          <w:right w:val="none"/>
+          <w:left w:val="none" w:color="000000" w:sz="4" w:space="0"/>
+          <w:bottom w:val="none" w:color="000000" w:sz="4" w:space="0"/>
+          <w:right w:val="none" w:color="000000" w:sz="4" w:space="0"/>
         </w:tcBorders>
       </w:tcPr>
     </w:tblStylePr>
@@ -23998,9 +24088,9 @@
       </w:tcPr>
     </w:tblStylePr>
   </w:style>
-  <w:style w:type="table" w:styleId="114">
+  <w:style w:type="table" w:styleId="803">
     <w:name w:val="List Table 7 Colorful - Accent 4"/>
-    <w:basedOn w:val="665"/>
+    <w:basedOn w:val="887"/>
     <w:uiPriority w:val="99"/>
     <w:pPr>
       <w:pBdr/>
@@ -24099,11 +24189,11 @@
         <w:tblBorders/>
       </w:tblPr>
       <w:tcPr>
-        <w:shd w:color="ffffff"/>
+        <w:shd w:val="clear" w:color="ffffff"/>
         <w:tcBorders>
-          <w:top w:val="none"/>
-          <w:left w:val="none"/>
-          <w:bottom w:val="none"/>
+          <w:top w:val="none" w:color="000000" w:sz="4" w:space="0"/>
+          <w:left w:val="none" w:color="000000" w:sz="4" w:space="0"/>
+          <w:bottom w:val="none" w:color="000000" w:sz="4" w:space="0"/>
           <w:right w:val="single" w:color="000000" w:themeColor="accent4" w:themeTint="9A" w:sz="4" w:space="0"/>
         </w:tcBorders>
       </w:tcPr>
@@ -24126,10 +24216,10 @@
       <w:tcPr>
         <w:shd w:val="clear" w:color="ffffff" w:themeColor="light1" w:fill="ffffff" w:themeFill="light1"/>
         <w:tcBorders>
-          <w:top w:val="none"/>
-          <w:left w:val="none"/>
+          <w:top w:val="none" w:color="000000" w:sz="4" w:space="0"/>
+          <w:left w:val="none" w:color="000000" w:sz="4" w:space="0"/>
           <w:bottom w:val="single" w:color="000000" w:themeColor="accent4" w:themeTint="9A" w:sz="4" w:space="0"/>
-          <w:right w:val="none"/>
+          <w:right w:val="none" w:color="000000" w:sz="4" w:space="0"/>
         </w:tcBorders>
       </w:tcPr>
     </w:tblStylePr>
@@ -24149,12 +24239,12 @@
         <w:tblBorders/>
       </w:tblPr>
       <w:tcPr>
-        <w:shd w:color="ffffff"/>
+        <w:shd w:val="clear" w:color="ffffff"/>
         <w:tcBorders>
-          <w:top w:val="none"/>
+          <w:top w:val="none" w:color="000000" w:sz="4" w:space="0"/>
           <w:left w:val="single" w:color="000000" w:themeColor="accent4" w:themeTint="9A" w:sz="4" w:space="0"/>
-          <w:bottom w:val="none"/>
-          <w:right w:val="none"/>
+          <w:bottom w:val="none" w:color="000000" w:sz="4" w:space="0"/>
+          <w:right w:val="none" w:color="000000" w:sz="4" w:space="0"/>
         </w:tcBorders>
       </w:tcPr>
     </w:tblStylePr>
@@ -24177,9 +24267,9 @@
         <w:shd w:val="clear" w:color="ffffff" w:themeColor="light1" w:fill="ffffff" w:themeFill="light1"/>
         <w:tcBorders>
           <w:top w:val="single" w:color="000000" w:themeColor="accent4" w:themeTint="9A" w:sz="4" w:space="0"/>
-          <w:left w:val="none"/>
-          <w:bottom w:val="none"/>
-          <w:right w:val="none"/>
+          <w:left w:val="none" w:color="000000" w:sz="4" w:space="0"/>
+          <w:bottom w:val="none" w:color="000000" w:sz="4" w:space="0"/>
+          <w:right w:val="none" w:color="000000" w:sz="4" w:space="0"/>
         </w:tcBorders>
       </w:tcPr>
     </w:tblStylePr>
@@ -24254,9 +24344,9 @@
       </w:tcPr>
     </w:tblStylePr>
   </w:style>
-  <w:style w:type="table" w:styleId="115">
+  <w:style w:type="table" w:styleId="804">
     <w:name w:val="List Table 7 Colorful - Accent 5"/>
-    <w:basedOn w:val="665"/>
+    <w:basedOn w:val="887"/>
     <w:uiPriority w:val="99"/>
     <w:pPr>
       <w:pBdr/>
@@ -24355,11 +24445,11 @@
         <w:tblBorders/>
       </w:tblPr>
       <w:tcPr>
-        <w:shd w:color="ffffff"/>
+        <w:shd w:val="clear" w:color="ffffff"/>
         <w:tcBorders>
-          <w:top w:val="none"/>
-          <w:left w:val="none"/>
-          <w:bottom w:val="none"/>
+          <w:top w:val="none" w:color="000000" w:sz="4" w:space="0"/>
+          <w:left w:val="none" w:color="000000" w:sz="4" w:space="0"/>
+          <w:bottom w:val="none" w:color="000000" w:sz="4" w:space="0"/>
           <w:right w:val="single" w:color="000000" w:themeColor="accent5" w:themeTint="9A" w:sz="4" w:space="0"/>
         </w:tcBorders>
       </w:tcPr>
@@ -24382,10 +24472,10 @@
       <w:tcPr>
         <w:shd w:val="clear" w:color="ffffff" w:themeColor="light1" w:fill="ffffff" w:themeFill="light1"/>
         <w:tcBorders>
-          <w:top w:val="none"/>
-          <w:left w:val="none"/>
+          <w:top w:val="none" w:color="000000" w:sz="4" w:space="0"/>
+          <w:left w:val="none" w:color="000000" w:sz="4" w:space="0"/>
           <w:bottom w:val="single" w:color="000000" w:themeColor="accent5" w:themeTint="9A" w:sz="4" w:space="0"/>
-          <w:right w:val="none"/>
+          <w:right w:val="none" w:color="000000" w:sz="4" w:space="0"/>
         </w:tcBorders>
       </w:tcPr>
     </w:tblStylePr>
@@ -24405,12 +24495,12 @@
         <w:tblBorders/>
       </w:tblPr>
       <w:tcPr>
-        <w:shd w:color="ffffff"/>
+        <w:shd w:val="clear" w:color="ffffff"/>
         <w:tcBorders>
-          <w:top w:val="none"/>
+          <w:top w:val="none" w:color="000000" w:sz="4" w:space="0"/>
           <w:left w:val="single" w:color="000000" w:themeColor="accent5" w:themeTint="9A" w:sz="4" w:space="0"/>
-          <w:bottom w:val="none"/>
-          <w:right w:val="none"/>
+          <w:bottom w:val="none" w:color="000000" w:sz="4" w:space="0"/>
+          <w:right w:val="none" w:color="000000" w:sz="4" w:space="0"/>
         </w:tcBorders>
       </w:tcPr>
     </w:tblStylePr>
@@ -24433,9 +24523,9 @@
         <w:shd w:val="clear" w:color="ffffff" w:themeColor="light1" w:fill="ffffff" w:themeFill="light1"/>
         <w:tcBorders>
           <w:top w:val="single" w:color="000000" w:themeColor="accent5" w:themeTint="9A" w:sz="4" w:space="0"/>
-          <w:left w:val="none"/>
-          <w:bottom w:val="none"/>
-          <w:right w:val="none"/>
+          <w:left w:val="none" w:color="000000" w:sz="4" w:space="0"/>
+          <w:bottom w:val="none" w:color="000000" w:sz="4" w:space="0"/>
+          <w:right w:val="none" w:color="000000" w:sz="4" w:space="0"/>
         </w:tcBorders>
       </w:tcPr>
     </w:tblStylePr>
@@ -24510,9 +24600,9 @@
       </w:tcPr>
     </w:tblStylePr>
   </w:style>
-  <w:style w:type="table" w:styleId="116">
+  <w:style w:type="table" w:styleId="805">
     <w:name w:val="List Table 7 Colorful - Accent 6"/>
-    <w:basedOn w:val="665"/>
+    <w:basedOn w:val="887"/>
     <w:uiPriority w:val="99"/>
     <w:pPr>
       <w:pBdr/>
@@ -24611,11 +24701,11 @@
         <w:tblBorders/>
       </w:tblPr>
       <w:tcPr>
-        <w:shd w:color="ffffff"/>
+        <w:shd w:val="clear" w:color="ffffff"/>
         <w:tcBorders>
-          <w:top w:val="none"/>
-          <w:left w:val="none"/>
-          <w:bottom w:val="none"/>
+          <w:top w:val="none" w:color="000000" w:sz="4" w:space="0"/>
+          <w:left w:val="none" w:color="000000" w:sz="4" w:space="0"/>
+          <w:bottom w:val="none" w:color="000000" w:sz="4" w:space="0"/>
           <w:right w:val="single" w:color="000000" w:themeColor="accent6" w:themeTint="98" w:sz="4" w:space="0"/>
         </w:tcBorders>
       </w:tcPr>
@@ -24638,10 +24728,10 @@
       <w:tcPr>
         <w:shd w:val="clear" w:color="ffffff" w:themeColor="light1" w:fill="ffffff" w:themeFill="light1"/>
         <w:tcBorders>
-          <w:top w:val="none"/>
-          <w:left w:val="none"/>
+          <w:top w:val="none" w:color="000000" w:sz="4" w:space="0"/>
+          <w:left w:val="none" w:color="000000" w:sz="4" w:space="0"/>
           <w:bottom w:val="single" w:color="000000" w:themeColor="accent6" w:themeTint="98" w:sz="4" w:space="0"/>
-          <w:right w:val="none"/>
+          <w:right w:val="none" w:color="000000" w:sz="4" w:space="0"/>
         </w:tcBorders>
       </w:tcPr>
     </w:tblStylePr>
@@ -24661,12 +24751,12 @@
         <w:tblBorders/>
       </w:tblPr>
       <w:tcPr>
-        <w:shd w:color="ffffff"/>
+        <w:shd w:val="clear" w:color="ffffff"/>
         <w:tcBorders>
-          <w:top w:val="none"/>
+          <w:top w:val="none" w:color="000000" w:sz="4" w:space="0"/>
           <w:left w:val="single" w:color="000000" w:themeColor="accent6" w:themeTint="98" w:sz="4" w:space="0"/>
-          <w:bottom w:val="none"/>
-          <w:right w:val="none"/>
+          <w:bottom w:val="none" w:color="000000" w:sz="4" w:space="0"/>
+          <w:right w:val="none" w:color="000000" w:sz="4" w:space="0"/>
         </w:tcBorders>
       </w:tcPr>
     </w:tblStylePr>
@@ -24689,9 +24779,9 @@
         <w:shd w:val="clear" w:color="ffffff" w:themeColor="light1" w:fill="ffffff" w:themeFill="light1"/>
         <w:tcBorders>
           <w:top w:val="single" w:color="000000" w:themeColor="accent6" w:themeTint="98" w:sz="4" w:space="0"/>
-          <w:left w:val="none"/>
-          <w:bottom w:val="none"/>
-          <w:right w:val="none"/>
+          <w:left w:val="none" w:color="000000" w:sz="4" w:space="0"/>
+          <w:bottom w:val="none" w:color="000000" w:sz="4" w:space="0"/>
+          <w:right w:val="none" w:color="000000" w:sz="4" w:space="0"/>
         </w:tcBorders>
       </w:tcPr>
     </w:tblStylePr>
@@ -24766,9 +24856,9 @@
       </w:tcPr>
     </w:tblStylePr>
   </w:style>
-  <w:style w:type="table" w:styleId="117">
+  <w:style w:type="table" w:styleId="806">
     <w:name w:val="Lined - Accent"/>
-    <w:basedOn w:val="665"/>
+    <w:basedOn w:val="887"/>
     <w:uiPriority w:val="99"/>
     <w:pPr>
       <w:pBdr/>
@@ -25003,9 +25093,9 @@
       </w:tcPr>
     </w:tblStylePr>
   </w:style>
-  <w:style w:type="table" w:styleId="118">
+  <w:style w:type="table" w:styleId="807">
     <w:name w:val="Lined - Accent 1"/>
-    <w:basedOn w:val="665"/>
+    <w:basedOn w:val="887"/>
     <w:uiPriority w:val="99"/>
     <w:pPr>
       <w:pBdr/>
@@ -25240,9 +25330,9 @@
       </w:tcPr>
     </w:tblStylePr>
   </w:style>
-  <w:style w:type="table" w:styleId="119">
+  <w:style w:type="table" w:styleId="808">
     <w:name w:val="Lined - Accent 2"/>
-    <w:basedOn w:val="665"/>
+    <w:basedOn w:val="887"/>
     <w:uiPriority w:val="99"/>
     <w:pPr>
       <w:pBdr/>
@@ -25477,9 +25567,9 @@
       </w:tcPr>
     </w:tblStylePr>
   </w:style>
-  <w:style w:type="table" w:styleId="120">
+  <w:style w:type="table" w:styleId="809">
     <w:name w:val="Lined - Accent 3"/>
-    <w:basedOn w:val="665"/>
+    <w:basedOn w:val="887"/>
     <w:uiPriority w:val="99"/>
     <w:pPr>
       <w:pBdr/>
@@ -25714,9 +25804,9 @@
       </w:tcPr>
     </w:tblStylePr>
   </w:style>
-  <w:style w:type="table" w:styleId="121">
+  <w:style w:type="table" w:styleId="810">
     <w:name w:val="Lined - Accent 4"/>
-    <w:basedOn w:val="665"/>
+    <w:basedOn w:val="887"/>
     <w:uiPriority w:val="99"/>
     <w:pPr>
       <w:pBdr/>
@@ -25951,9 +26041,9 @@
       </w:tcPr>
     </w:tblStylePr>
   </w:style>
-  <w:style w:type="table" w:styleId="122">
+  <w:style w:type="table" w:styleId="811">
     <w:name w:val="Lined - Accent 5"/>
-    <w:basedOn w:val="665"/>
+    <w:basedOn w:val="887"/>
     <w:uiPriority w:val="99"/>
     <w:pPr>
       <w:pBdr/>
@@ -26188,9 +26278,9 @@
       </w:tcPr>
     </w:tblStylePr>
   </w:style>
-  <w:style w:type="table" w:styleId="123">
+  <w:style w:type="table" w:styleId="812">
     <w:name w:val="Lined - Accent 6"/>
-    <w:basedOn w:val="665"/>
+    <w:basedOn w:val="887"/>
     <w:uiPriority w:val="99"/>
     <w:pPr>
       <w:pBdr/>
@@ -26425,9 +26515,9 @@
       </w:tcPr>
     </w:tblStylePr>
   </w:style>
-  <w:style w:type="table" w:styleId="124">
+  <w:style w:type="table" w:styleId="813">
     <w:name w:val="Bordered &amp; Lined - Accent"/>
-    <w:basedOn w:val="665"/>
+    <w:basedOn w:val="887"/>
     <w:uiPriority w:val="99"/>
     <w:pPr>
       <w:pBdr/>
@@ -26669,9 +26759,9 @@
       </w:tcPr>
     </w:tblStylePr>
   </w:style>
-  <w:style w:type="table" w:styleId="125">
+  <w:style w:type="table" w:styleId="814">
     <w:name w:val="Bordered &amp; Lined - Accent 1"/>
-    <w:basedOn w:val="665"/>
+    <w:basedOn w:val="887"/>
     <w:uiPriority w:val="99"/>
     <w:pPr>
       <w:pBdr/>
@@ -26913,9 +27003,9 @@
       </w:tcPr>
     </w:tblStylePr>
   </w:style>
-  <w:style w:type="table" w:styleId="126">
+  <w:style w:type="table" w:styleId="815">
     <w:name w:val="Bordered &amp; Lined - Accent 2"/>
-    <w:basedOn w:val="665"/>
+    <w:basedOn w:val="887"/>
     <w:uiPriority w:val="99"/>
     <w:pPr>
       <w:pBdr/>
@@ -27157,9 +27247,9 @@
       </w:tcPr>
     </w:tblStylePr>
   </w:style>
-  <w:style w:type="table" w:styleId="127">
+  <w:style w:type="table" w:styleId="816">
     <w:name w:val="Bordered &amp; Lined - Accent 3"/>
-    <w:basedOn w:val="665"/>
+    <w:basedOn w:val="887"/>
     <w:uiPriority w:val="99"/>
     <w:pPr>
       <w:pBdr/>
@@ -27401,9 +27491,9 @@
       </w:tcPr>
     </w:tblStylePr>
   </w:style>
-  <w:style w:type="table" w:styleId="128">
+  <w:style w:type="table" w:styleId="817">
     <w:name w:val="Bordered &amp; Lined - Accent 4"/>
-    <w:basedOn w:val="665"/>
+    <w:basedOn w:val="887"/>
     <w:uiPriority w:val="99"/>
     <w:pPr>
       <w:pBdr/>
@@ -27645,9 +27735,9 @@
       </w:tcPr>
     </w:tblStylePr>
   </w:style>
-  <w:style w:type="table" w:styleId="129">
+  <w:style w:type="table" w:styleId="818">
     <w:name w:val="Bordered &amp; Lined - Accent 5"/>
-    <w:basedOn w:val="665"/>
+    <w:basedOn w:val="887"/>
     <w:uiPriority w:val="99"/>
     <w:pPr>
       <w:pBdr/>
@@ -27889,9 +27979,9 @@
       </w:tcPr>
     </w:tblStylePr>
   </w:style>
-  <w:style w:type="table" w:styleId="130">
+  <w:style w:type="table" w:styleId="819">
     <w:name w:val="Bordered &amp; Lined - Accent 6"/>
-    <w:basedOn w:val="665"/>
+    <w:basedOn w:val="887"/>
     <w:uiPriority w:val="99"/>
     <w:pPr>
       <w:pBdr/>
@@ -28133,9 +28223,9 @@
       </w:tcPr>
     </w:tblStylePr>
   </w:style>
-  <w:style w:type="table" w:styleId="131">
+  <w:style w:type="table" w:styleId="820">
     <w:name w:val="Bordered"/>
-    <w:basedOn w:val="665"/>
+    <w:basedOn w:val="887"/>
     <w:uiPriority w:val="99"/>
     <w:pPr>
       <w:pBdr/>
@@ -28364,9 +28454,9 @@
       </w:tcPr>
     </w:tblStylePr>
   </w:style>
-  <w:style w:type="table" w:styleId="132">
+  <w:style w:type="table" w:styleId="821">
     <w:name w:val="Bordered - Accent 1"/>
-    <w:basedOn w:val="665"/>
+    <w:basedOn w:val="887"/>
     <w:uiPriority w:val="99"/>
     <w:pPr>
       <w:pBdr/>
@@ -28595,9 +28685,9 @@
       </w:tcPr>
     </w:tblStylePr>
   </w:style>
-  <w:style w:type="table" w:styleId="133">
+  <w:style w:type="table" w:styleId="822">
     <w:name w:val="Bordered - Accent 2"/>
-    <w:basedOn w:val="665"/>
+    <w:basedOn w:val="887"/>
     <w:uiPriority w:val="99"/>
     <w:pPr>
       <w:pBdr/>
@@ -28826,9 +28916,9 @@
       </w:tcPr>
     </w:tblStylePr>
   </w:style>
-  <w:style w:type="table" w:styleId="134">
+  <w:style w:type="table" w:styleId="823">
     <w:name w:val="Bordered - Accent 3"/>
-    <w:basedOn w:val="665"/>
+    <w:basedOn w:val="887"/>
     <w:uiPriority w:val="99"/>
     <w:pPr>
       <w:pBdr/>
@@ -29057,9 +29147,9 @@
       </w:tcPr>
     </w:tblStylePr>
   </w:style>
-  <w:style w:type="table" w:styleId="135">
+  <w:style w:type="table" w:styleId="824">
     <w:name w:val="Bordered - Accent 4"/>
-    <w:basedOn w:val="665"/>
+    <w:basedOn w:val="887"/>
     <w:uiPriority w:val="99"/>
     <w:pPr>
       <w:pBdr/>
@@ -29288,9 +29378,9 @@
       </w:tcPr>
     </w:tblStylePr>
   </w:style>
-  <w:style w:type="table" w:styleId="136">
+  <w:style w:type="table" w:styleId="825">
     <w:name w:val="Bordered - Accent 5"/>
-    <w:basedOn w:val="665"/>
+    <w:basedOn w:val="887"/>
     <w:uiPriority w:val="99"/>
     <w:pPr>
       <w:pBdr/>
@@ -29519,9 +29609,9 @@
       </w:tcPr>
     </w:tblStylePr>
   </w:style>
-  <w:style w:type="table" w:styleId="137">
+  <w:style w:type="table" w:styleId="826">
     <w:name w:val="Bordered - Accent 6"/>
-    <w:basedOn w:val="665"/>
+    <w:basedOn w:val="887"/>
     <w:uiPriority w:val="99"/>
     <w:pPr>
       <w:pBdr/>
@@ -29750,11 +29840,11 @@
       </w:tcPr>
     </w:tblStylePr>
   </w:style>
-  <w:style w:type="paragraph" w:styleId="139">
+  <w:style w:type="paragraph" w:styleId="827">
     <w:name w:val="Heading 1"/>
-    <w:basedOn w:val="664"/>
-    <w:next w:val="664"/>
-    <w:link w:val="150"/>
+    <w:basedOn w:val="886"/>
+    <w:next w:val="886"/>
+    <w:link w:val="837"/>
     <w:uiPriority w:val="9"/>
     <w:qFormat/>
     <w:pPr>
@@ -29772,11 +29862,11 @@
       <w:szCs w:val="40"/>
     </w:rPr>
   </w:style>
-  <w:style w:type="paragraph" w:styleId="140">
+  <w:style w:type="paragraph" w:styleId="828">
     <w:name w:val="Heading 2"/>
-    <w:basedOn w:val="664"/>
-    <w:next w:val="664"/>
-    <w:link w:val="151"/>
+    <w:basedOn w:val="886"/>
+    <w:next w:val="886"/>
+    <w:link w:val="838"/>
     <w:uiPriority w:val="9"/>
     <w:unhideWhenUsed/>
     <w:qFormat/>
@@ -29795,11 +29885,11 @@
       <w:szCs w:val="32"/>
     </w:rPr>
   </w:style>
-  <w:style w:type="paragraph" w:styleId="141">
+  <w:style w:type="paragraph" w:styleId="829">
     <w:name w:val="Heading 3"/>
-    <w:basedOn w:val="664"/>
-    <w:next w:val="664"/>
-    <w:link w:val="152"/>
+    <w:basedOn w:val="886"/>
+    <w:next w:val="886"/>
+    <w:link w:val="839"/>
     <w:uiPriority w:val="9"/>
     <w:unhideWhenUsed/>
     <w:qFormat/>
@@ -29818,11 +29908,11 @@
       <w:szCs w:val="28"/>
     </w:rPr>
   </w:style>
-  <w:style w:type="paragraph" w:styleId="142">
+  <w:style w:type="paragraph" w:styleId="830">
     <w:name w:val="Heading 4"/>
-    <w:basedOn w:val="664"/>
-    <w:next w:val="664"/>
-    <w:link w:val="153"/>
+    <w:basedOn w:val="886"/>
+    <w:next w:val="886"/>
+    <w:link w:val="840"/>
     <w:uiPriority w:val="9"/>
     <w:unhideWhenUsed/>
     <w:qFormat/>
@@ -29841,11 +29931,11 @@
       <w:color w:val="0f4761" w:themeColor="accent1" w:themeShade="BF"/>
     </w:rPr>
   </w:style>
-  <w:style w:type="paragraph" w:styleId="143">
+  <w:style w:type="paragraph" w:styleId="831">
     <w:name w:val="Heading 5"/>
-    <w:basedOn w:val="664"/>
-    <w:next w:val="664"/>
-    <w:link w:val="154"/>
+    <w:basedOn w:val="886"/>
+    <w:next w:val="886"/>
+    <w:link w:val="841"/>
     <w:uiPriority w:val="9"/>
     <w:unhideWhenUsed/>
     <w:qFormat/>
@@ -29862,11 +29952,11 @@
       <w:color w:val="0f4761" w:themeColor="accent1" w:themeShade="BF"/>
     </w:rPr>
   </w:style>
-  <w:style w:type="paragraph" w:styleId="144">
+  <w:style w:type="paragraph" w:styleId="832">
     <w:name w:val="Heading 6"/>
-    <w:basedOn w:val="664"/>
-    <w:next w:val="664"/>
-    <w:link w:val="155"/>
+    <w:basedOn w:val="886"/>
+    <w:next w:val="886"/>
+    <w:link w:val="842"/>
     <w:uiPriority w:val="9"/>
     <w:unhideWhenUsed/>
     <w:qFormat/>
@@ -29885,11 +29975,11 @@
       <w:color w:val="595959" w:themeColor="text1" w:themeTint="A6"/>
     </w:rPr>
   </w:style>
-  <w:style w:type="paragraph" w:styleId="145">
+  <w:style w:type="paragraph" w:styleId="833">
     <w:name w:val="Heading 7"/>
-    <w:basedOn w:val="664"/>
-    <w:next w:val="664"/>
-    <w:link w:val="156"/>
+    <w:basedOn w:val="886"/>
+    <w:next w:val="886"/>
+    <w:link w:val="843"/>
     <w:uiPriority w:val="9"/>
     <w:unhideWhenUsed/>
     <w:qFormat/>
@@ -29906,11 +29996,11 @@
       <w:color w:val="595959" w:themeColor="text1" w:themeTint="A6"/>
     </w:rPr>
   </w:style>
-  <w:style w:type="paragraph" w:styleId="146">
+  <w:style w:type="paragraph" w:styleId="834">
     <w:name w:val="Heading 8"/>
-    <w:basedOn w:val="664"/>
-    <w:next w:val="664"/>
-    <w:link w:val="157"/>
+    <w:basedOn w:val="886"/>
+    <w:next w:val="886"/>
+    <w:link w:val="844"/>
     <w:uiPriority w:val="9"/>
     <w:unhideWhenUsed/>
     <w:qFormat/>
@@ -29929,11 +30019,11 @@
       <w:color w:val="272727" w:themeColor="text1" w:themeTint="D8"/>
     </w:rPr>
   </w:style>
-  <w:style w:type="paragraph" w:styleId="147">
+  <w:style w:type="paragraph" w:styleId="835">
     <w:name w:val="Heading 9"/>
-    <w:basedOn w:val="664"/>
-    <w:next w:val="664"/>
-    <w:link w:val="158"/>
+    <w:basedOn w:val="886"/>
+    <w:next w:val="886"/>
+    <w:link w:val="845"/>
     <w:uiPriority w:val="9"/>
     <w:unhideWhenUsed/>
     <w:qFormat/>
@@ -29952,7 +30042,7 @@
       <w:color w:val="272727" w:themeColor="text1" w:themeTint="D8"/>
     </w:rPr>
   </w:style>
-  <w:style w:type="character" w:styleId="148" w:default="1">
+  <w:style w:type="character" w:styleId="836" w:default="1">
     <w:name w:val="Default Paragraph Font"/>
     <w:uiPriority w:val="1"/>
     <w:semiHidden/>
@@ -29963,10 +30053,10 @@
       <w:ind/>
     </w:pPr>
   </w:style>
-  <w:style w:type="character" w:styleId="150">
+  <w:style w:type="character" w:styleId="837">
     <w:name w:val="Heading 1 Char"/>
-    <w:basedOn w:val="148"/>
-    <w:link w:val="139"/>
+    <w:basedOn w:val="836"/>
+    <w:link w:val="827"/>
     <w:uiPriority w:val="9"/>
     <w:pPr>
       <w:pBdr/>
@@ -29980,10 +30070,10 @@
       <w:szCs w:val="40"/>
     </w:rPr>
   </w:style>
-  <w:style w:type="character" w:styleId="151">
+  <w:style w:type="character" w:styleId="838">
     <w:name w:val="Heading 2 Char"/>
-    <w:basedOn w:val="148"/>
-    <w:link w:val="140"/>
+    <w:basedOn w:val="836"/>
+    <w:link w:val="828"/>
     <w:uiPriority w:val="9"/>
     <w:pPr>
       <w:pBdr/>
@@ -29997,10 +30087,10 @@
       <w:szCs w:val="32"/>
     </w:rPr>
   </w:style>
-  <w:style w:type="character" w:styleId="152">
+  <w:style w:type="character" w:styleId="839">
     <w:name w:val="Heading 3 Char"/>
-    <w:basedOn w:val="148"/>
-    <w:link w:val="141"/>
+    <w:basedOn w:val="836"/>
+    <w:link w:val="829"/>
     <w:uiPriority w:val="9"/>
     <w:pPr>
       <w:pBdr/>
@@ -30014,10 +30104,10 @@
       <w:szCs w:val="28"/>
     </w:rPr>
   </w:style>
-  <w:style w:type="character" w:styleId="153">
+  <w:style w:type="character" w:styleId="840">
     <w:name w:val="Heading 4 Char"/>
-    <w:basedOn w:val="148"/>
-    <w:link w:val="142"/>
+    <w:basedOn w:val="836"/>
+    <w:link w:val="830"/>
     <w:uiPriority w:val="9"/>
     <w:pPr>
       <w:pBdr/>
@@ -30031,10 +30121,10 @@
       <w:color w:val="0f4761" w:themeColor="accent1" w:themeShade="BF"/>
     </w:rPr>
   </w:style>
-  <w:style w:type="character" w:styleId="154">
+  <w:style w:type="character" w:styleId="841">
     <w:name w:val="Heading 5 Char"/>
-    <w:basedOn w:val="148"/>
-    <w:link w:val="143"/>
+    <w:basedOn w:val="836"/>
+    <w:link w:val="831"/>
     <w:uiPriority w:val="9"/>
     <w:pPr>
       <w:pBdr/>
@@ -30046,10 +30136,10 @@
       <w:color w:val="0f4761" w:themeColor="accent1" w:themeShade="BF"/>
     </w:rPr>
   </w:style>
-  <w:style w:type="character" w:styleId="155">
+  <w:style w:type="character" w:styleId="842">
     <w:name w:val="Heading 6 Char"/>
-    <w:basedOn w:val="148"/>
-    <w:link w:val="144"/>
+    <w:basedOn w:val="836"/>
+    <w:link w:val="832"/>
     <w:uiPriority w:val="9"/>
     <w:pPr>
       <w:pBdr/>
@@ -30063,10 +30153,10 @@
       <w:color w:val="595959" w:themeColor="text1" w:themeTint="A6"/>
     </w:rPr>
   </w:style>
-  <w:style w:type="character" w:styleId="156">
+  <w:style w:type="character" w:styleId="843">
     <w:name w:val="Heading 7 Char"/>
-    <w:basedOn w:val="148"/>
-    <w:link w:val="145"/>
+    <w:basedOn w:val="836"/>
+    <w:link w:val="833"/>
     <w:uiPriority w:val="9"/>
     <w:pPr>
       <w:pBdr/>
@@ -30078,10 +30168,10 @@
       <w:color w:val="595959" w:themeColor="text1" w:themeTint="A6"/>
     </w:rPr>
   </w:style>
-  <w:style w:type="character" w:styleId="157">
+  <w:style w:type="character" w:styleId="844">
     <w:name w:val="Heading 8 Char"/>
-    <w:basedOn w:val="148"/>
-    <w:link w:val="146"/>
+    <w:basedOn w:val="836"/>
+    <w:link w:val="834"/>
     <w:uiPriority w:val="9"/>
     <w:pPr>
       <w:pBdr/>
@@ -30095,10 +30185,10 @@
       <w:color w:val="272727" w:themeColor="text1" w:themeTint="D8"/>
     </w:rPr>
   </w:style>
-  <w:style w:type="character" w:styleId="158">
+  <w:style w:type="character" w:styleId="845">
     <w:name w:val="Heading 9 Char"/>
-    <w:basedOn w:val="148"/>
-    <w:link w:val="147"/>
+    <w:basedOn w:val="836"/>
+    <w:link w:val="835"/>
     <w:uiPriority w:val="9"/>
     <w:pPr>
       <w:pBdr/>
@@ -30112,11 +30202,11 @@
       <w:color w:val="272727" w:themeColor="text1" w:themeTint="D8"/>
     </w:rPr>
   </w:style>
-  <w:style w:type="paragraph" w:styleId="159">
+  <w:style w:type="paragraph" w:styleId="846">
     <w:name w:val="Title"/>
-    <w:basedOn w:val="664"/>
-    <w:next w:val="664"/>
-    <w:link w:val="160"/>
+    <w:basedOn w:val="886"/>
+    <w:next w:val="886"/>
+    <w:link w:val="847"/>
     <w:uiPriority w:val="10"/>
     <w:qFormat/>
     <w:pPr>
@@ -30132,10 +30222,10 @@
       <w:szCs w:val="56"/>
     </w:rPr>
   </w:style>
-  <w:style w:type="character" w:styleId="160">
+  <w:style w:type="character" w:styleId="847">
     <w:name w:val="Title Char"/>
-    <w:basedOn w:val="148"/>
-    <w:link w:val="159"/>
+    <w:basedOn w:val="836"/>
+    <w:link w:val="846"/>
     <w:uiPriority w:val="10"/>
     <w:pPr>
       <w:pBdr/>
@@ -30149,11 +30239,11 @@
       <w:szCs w:val="56"/>
     </w:rPr>
   </w:style>
-  <w:style w:type="paragraph" w:styleId="161">
+  <w:style w:type="paragraph" w:styleId="848">
     <w:name w:val="Subtitle"/>
-    <w:basedOn w:val="664"/>
-    <w:next w:val="664"/>
-    <w:link w:val="162"/>
+    <w:basedOn w:val="886"/>
+    <w:next w:val="886"/>
+    <w:link w:val="849"/>
     <w:uiPriority w:val="11"/>
     <w:qFormat/>
     <w:pPr>
@@ -30171,10 +30261,10 @@
       <w:szCs w:val="28"/>
     </w:rPr>
   </w:style>
-  <w:style w:type="character" w:styleId="162">
+  <w:style w:type="character" w:styleId="849">
     <w:name w:val="Subtitle Char"/>
-    <w:basedOn w:val="148"/>
-    <w:link w:val="161"/>
+    <w:basedOn w:val="836"/>
+    <w:link w:val="848"/>
     <w:uiPriority w:val="11"/>
     <w:pPr>
       <w:pBdr/>
@@ -30188,11 +30278,11 @@
       <w:szCs w:val="28"/>
     </w:rPr>
   </w:style>
-  <w:style w:type="paragraph" w:styleId="163">
+  <w:style w:type="paragraph" w:styleId="850">
     <w:name w:val="Quote"/>
-    <w:basedOn w:val="664"/>
-    <w:next w:val="664"/>
-    <w:link w:val="164"/>
+    <w:basedOn w:val="886"/>
+    <w:next w:val="886"/>
+    <w:link w:val="851"/>
     <w:uiPriority w:val="29"/>
     <w:qFormat/>
     <w:pPr>
@@ -30207,10 +30297,10 @@
       <w:color w:val="404040" w:themeColor="text1" w:themeTint="BF"/>
     </w:rPr>
   </w:style>
-  <w:style w:type="character" w:styleId="164">
+  <w:style w:type="character" w:styleId="851">
     <w:name w:val="Quote Char"/>
-    <w:basedOn w:val="148"/>
-    <w:link w:val="163"/>
+    <w:basedOn w:val="836"/>
+    <w:link w:val="850"/>
     <w:uiPriority w:val="29"/>
     <w:pPr>
       <w:pBdr/>
@@ -30223,9 +30313,9 @@
       <w:color w:val="404040" w:themeColor="text1" w:themeTint="BF"/>
     </w:rPr>
   </w:style>
-  <w:style w:type="character" w:styleId="166">
+  <w:style w:type="character" w:styleId="852">
     <w:name w:val="Intense Emphasis"/>
-    <w:basedOn w:val="148"/>
+    <w:basedOn w:val="836"/>
     <w:uiPriority w:val="21"/>
     <w:qFormat/>
     <w:pPr>
@@ -30239,11 +30329,11 @@
       <w:color w:val="0f4761" w:themeColor="accent1" w:themeShade="BF"/>
     </w:rPr>
   </w:style>
-  <w:style w:type="paragraph" w:styleId="167">
+  <w:style w:type="paragraph" w:styleId="853">
     <w:name w:val="Intense Quote"/>
-    <w:basedOn w:val="664"/>
-    <w:next w:val="664"/>
-    <w:link w:val="168"/>
+    <w:basedOn w:val="886"/>
+    <w:next w:val="886"/>
+    <w:link w:val="854"/>
     <w:uiPriority w:val="30"/>
     <w:qFormat/>
     <w:pPr>
@@ -30261,10 +30351,10 @@
       <w:color w:val="0f4761" w:themeColor="accent1" w:themeShade="BF"/>
     </w:rPr>
   </w:style>
-  <w:style w:type="character" w:styleId="168">
+  <w:style w:type="character" w:styleId="854">
     <w:name w:val="Intense Quote Char"/>
-    <w:basedOn w:val="148"/>
-    <w:link w:val="167"/>
+    <w:basedOn w:val="836"/>
+    <w:link w:val="853"/>
     <w:uiPriority w:val="30"/>
     <w:pPr>
       <w:pBdr/>
@@ -30277,9 +30367,9 @@
       <w:color w:val="0f4761" w:themeColor="accent1" w:themeShade="BF"/>
     </w:rPr>
   </w:style>
-  <w:style w:type="character" w:styleId="169">
+  <w:style w:type="character" w:styleId="855">
     <w:name w:val="Intense Reference"/>
-    <w:basedOn w:val="148"/>
+    <w:basedOn w:val="836"/>
     <w:uiPriority w:val="32"/>
     <w:qFormat/>
     <w:pPr>
@@ -30295,9 +30385,9 @@
       <w:spacing w:val="5"/>
     </w:rPr>
   </w:style>
-  <w:style w:type="character" w:styleId="171">
+  <w:style w:type="character" w:styleId="856">
     <w:name w:val="Subtle Emphasis"/>
-    <w:basedOn w:val="148"/>
+    <w:basedOn w:val="836"/>
     <w:uiPriority w:val="19"/>
     <w:qFormat/>
     <w:pPr>
@@ -30311,9 +30401,9 @@
       <w:color w:val="404040" w:themeColor="text1" w:themeTint="BF"/>
     </w:rPr>
   </w:style>
-  <w:style w:type="character" w:styleId="172">
+  <w:style w:type="character" w:styleId="857">
     <w:name w:val="Emphasis"/>
-    <w:basedOn w:val="148"/>
+    <w:basedOn w:val="836"/>
     <w:uiPriority w:val="20"/>
     <w:qFormat/>
     <w:pPr>
@@ -30326,9 +30416,9 @@
       <w:iCs/>
     </w:rPr>
   </w:style>
-  <w:style w:type="character" w:styleId="173">
+  <w:style w:type="character" w:styleId="858">
     <w:name w:val="Strong"/>
-    <w:basedOn w:val="148"/>
+    <w:basedOn w:val="836"/>
     <w:uiPriority w:val="22"/>
     <w:qFormat/>
     <w:pPr>
@@ -30341,9 +30431,9 @@
       <w:bCs/>
     </w:rPr>
   </w:style>
-  <w:style w:type="character" w:styleId="174">
+  <w:style w:type="character" w:styleId="859">
     <w:name w:val="Subtle Reference"/>
-    <w:basedOn w:val="148"/>
+    <w:basedOn w:val="836"/>
     <w:uiPriority w:val="31"/>
     <w:qFormat/>
     <w:pPr>
@@ -30356,9 +30446,9 @@
       <w:color w:val="5a5a5a" w:themeColor="text1" w:themeTint="A5"/>
     </w:rPr>
   </w:style>
-  <w:style w:type="character" w:styleId="175">
+  <w:style w:type="character" w:styleId="860">
     <w:name w:val="Book Title"/>
-    <w:basedOn w:val="148"/>
+    <w:basedOn w:val="836"/>
     <w:uiPriority w:val="33"/>
     <w:qFormat/>
     <w:pPr>
@@ -30374,10 +30464,10 @@
       <w:spacing w:val="5"/>
     </w:rPr>
   </w:style>
-  <w:style w:type="paragraph" w:styleId="176">
+  <w:style w:type="paragraph" w:styleId="861">
     <w:name w:val="Header"/>
-    <w:basedOn w:val="664"/>
-    <w:link w:val="177"/>
+    <w:basedOn w:val="886"/>
+    <w:link w:val="862"/>
     <w:uiPriority w:val="99"/>
     <w:unhideWhenUsed/>
     <w:pPr>
@@ -30390,10 +30480,10 @@
       <w:ind/>
     </w:pPr>
   </w:style>
-  <w:style w:type="character" w:styleId="177">
+  <w:style w:type="character" w:styleId="862">
     <w:name w:val="Header Char"/>
-    <w:basedOn w:val="148"/>
-    <w:link w:val="176"/>
+    <w:basedOn w:val="836"/>
+    <w:link w:val="861"/>
     <w:uiPriority w:val="99"/>
     <w:pPr>
       <w:pBdr/>
@@ -30401,10 +30491,10 @@
       <w:ind/>
     </w:pPr>
   </w:style>
-  <w:style w:type="paragraph" w:styleId="178">
+  <w:style w:type="paragraph" w:styleId="863">
     <w:name w:val="Footer"/>
-    <w:basedOn w:val="664"/>
-    <w:link w:val="179"/>
+    <w:basedOn w:val="886"/>
+    <w:link w:val="864"/>
     <w:uiPriority w:val="99"/>
     <w:unhideWhenUsed/>
     <w:pPr>
@@ -30417,10 +30507,10 @@
       <w:ind/>
     </w:pPr>
   </w:style>
-  <w:style w:type="character" w:styleId="179">
+  <w:style w:type="character" w:styleId="864">
     <w:name w:val="Footer Char"/>
-    <w:basedOn w:val="148"/>
-    <w:link w:val="178"/>
+    <w:basedOn w:val="836"/>
+    <w:link w:val="863"/>
     <w:uiPriority w:val="99"/>
     <w:pPr>
       <w:pBdr/>
@@ -30428,10 +30518,10 @@
       <w:ind/>
     </w:pPr>
   </w:style>
-  <w:style w:type="paragraph" w:styleId="180">
+  <w:style w:type="paragraph" w:styleId="865">
     <w:name w:val="Caption"/>
-    <w:basedOn w:val="664"/>
-    <w:next w:val="664"/>
+    <w:basedOn w:val="886"/>
+    <w:next w:val="886"/>
     <w:uiPriority w:val="35"/>
     <w:unhideWhenUsed/>
     <w:qFormat/>
@@ -30448,10 +30538,10 @@
       <w:szCs w:val="18"/>
     </w:rPr>
   </w:style>
-  <w:style w:type="paragraph" w:styleId="181">
+  <w:style w:type="paragraph" w:styleId="866">
     <w:name w:val="footnote text"/>
-    <w:basedOn w:val="664"/>
-    <w:link w:val="182"/>
+    <w:basedOn w:val="886"/>
+    <w:link w:val="867"/>
     <w:uiPriority w:val="99"/>
     <w:semiHidden/>
     <w:unhideWhenUsed/>
@@ -30465,10 +30555,10 @@
       <w:szCs w:val="20"/>
     </w:rPr>
   </w:style>
-  <w:style w:type="character" w:styleId="182">
+  <w:style w:type="character" w:styleId="867">
     <w:name w:val="Footnote Text Char"/>
-    <w:basedOn w:val="148"/>
-    <w:link w:val="181"/>
+    <w:basedOn w:val="836"/>
+    <w:link w:val="866"/>
     <w:uiPriority w:val="99"/>
     <w:semiHidden/>
     <w:pPr>
@@ -30481,9 +30571,9 @@
       <w:szCs w:val="20"/>
     </w:rPr>
   </w:style>
-  <w:style w:type="character" w:styleId="183">
+  <w:style w:type="character" w:styleId="868">
     <w:name w:val="footnote reference"/>
-    <w:basedOn w:val="148"/>
+    <w:basedOn w:val="836"/>
     <w:uiPriority w:val="99"/>
     <w:semiHidden/>
     <w:unhideWhenUsed/>
@@ -30496,10 +30586,10 @@
       <w:vertAlign w:val="superscript"/>
     </w:rPr>
   </w:style>
-  <w:style w:type="paragraph" w:styleId="184">
+  <w:style w:type="paragraph" w:styleId="869">
     <w:name w:val="endnote text"/>
-    <w:basedOn w:val="664"/>
-    <w:link w:val="185"/>
+    <w:basedOn w:val="886"/>
+    <w:link w:val="870"/>
     <w:uiPriority w:val="99"/>
     <w:semiHidden/>
     <w:unhideWhenUsed/>
@@ -30513,10 +30603,10 @@
       <w:szCs w:val="20"/>
     </w:rPr>
   </w:style>
-  <w:style w:type="character" w:styleId="185">
+  <w:style w:type="character" w:styleId="870">
     <w:name w:val="Endnote Text Char"/>
-    <w:basedOn w:val="148"/>
-    <w:link w:val="184"/>
+    <w:basedOn w:val="836"/>
+    <w:link w:val="869"/>
     <w:uiPriority w:val="99"/>
     <w:semiHidden/>
     <w:pPr>
@@ -30529,9 +30619,9 @@
       <w:szCs w:val="20"/>
     </w:rPr>
   </w:style>
-  <w:style w:type="character" w:styleId="186">
+  <w:style w:type="character" w:styleId="871">
     <w:name w:val="endnote reference"/>
-    <w:basedOn w:val="148"/>
+    <w:basedOn w:val="836"/>
     <w:uiPriority w:val="99"/>
     <w:semiHidden/>
     <w:unhideWhenUsed/>
@@ -30544,9 +30634,9 @@
       <w:vertAlign w:val="superscript"/>
     </w:rPr>
   </w:style>
-  <w:style w:type="character" w:styleId="187">
+  <w:style w:type="character" w:styleId="872">
     <w:name w:val="Hyperlink"/>
-    <w:basedOn w:val="148"/>
+    <w:basedOn w:val="836"/>
     <w:uiPriority w:val="99"/>
     <w:unhideWhenUsed/>
     <w:pPr>
@@ -30559,9 +30649,9 @@
       <w:u w:val="single"/>
     </w:rPr>
   </w:style>
-  <w:style w:type="character" w:styleId="188">
+  <w:style w:type="character" w:styleId="873">
     <w:name w:val="FollowedHyperlink"/>
-    <w:basedOn w:val="148"/>
+    <w:basedOn w:val="836"/>
     <w:uiPriority w:val="99"/>
     <w:semiHidden/>
     <w:unhideWhenUsed/>
@@ -30575,10 +30665,10 @@
       <w:u w:val="single"/>
     </w:rPr>
   </w:style>
-  <w:style w:type="paragraph" w:styleId="189">
+  <w:style w:type="paragraph" w:styleId="874">
     <w:name w:val="toc 1"/>
-    <w:basedOn w:val="664"/>
-    <w:next w:val="664"/>
+    <w:basedOn w:val="886"/>
+    <w:next w:val="886"/>
     <w:uiPriority w:val="39"/>
     <w:unhideWhenUsed/>
     <w:pPr>
@@ -30587,10 +30677,10 @@
       <w:ind/>
     </w:pPr>
   </w:style>
-  <w:style w:type="paragraph" w:styleId="190">
+  <w:style w:type="paragraph" w:styleId="875">
     <w:name w:val="toc 2"/>
-    <w:basedOn w:val="664"/>
-    <w:next w:val="664"/>
+    <w:basedOn w:val="886"/>
+    <w:next w:val="886"/>
     <w:uiPriority w:val="39"/>
     <w:unhideWhenUsed/>
     <w:pPr>
@@ -30599,10 +30689,10 @@
       <w:ind w:left="220"/>
     </w:pPr>
   </w:style>
-  <w:style w:type="paragraph" w:styleId="191">
+  <w:style w:type="paragraph" w:styleId="876">
     <w:name w:val="toc 3"/>
-    <w:basedOn w:val="664"/>
-    <w:next w:val="664"/>
+    <w:basedOn w:val="886"/>
+    <w:next w:val="886"/>
     <w:uiPriority w:val="39"/>
     <w:unhideWhenUsed/>
     <w:pPr>
@@ -30611,10 +30701,10 @@
       <w:ind w:left="440"/>
     </w:pPr>
   </w:style>
-  <w:style w:type="paragraph" w:styleId="192">
+  <w:style w:type="paragraph" w:styleId="877">
     <w:name w:val="toc 4"/>
-    <w:basedOn w:val="664"/>
-    <w:next w:val="664"/>
+    <w:basedOn w:val="886"/>
+    <w:next w:val="886"/>
     <w:uiPriority w:val="39"/>
     <w:unhideWhenUsed/>
     <w:pPr>
@@ -30623,10 +30713,10 @@
       <w:ind w:left="660"/>
     </w:pPr>
   </w:style>
-  <w:style w:type="paragraph" w:styleId="193">
+  <w:style w:type="paragraph" w:styleId="878">
     <w:name w:val="toc 5"/>
-    <w:basedOn w:val="664"/>
-    <w:next w:val="664"/>
+    <w:basedOn w:val="886"/>
+    <w:next w:val="886"/>
     <w:uiPriority w:val="39"/>
     <w:unhideWhenUsed/>
     <w:pPr>
@@ -30635,10 +30725,10 @@
       <w:ind w:left="880"/>
     </w:pPr>
   </w:style>
-  <w:style w:type="paragraph" w:styleId="194">
+  <w:style w:type="paragraph" w:styleId="879">
     <w:name w:val="toc 6"/>
-    <w:basedOn w:val="664"/>
-    <w:next w:val="664"/>
+    <w:basedOn w:val="886"/>
+    <w:next w:val="886"/>
     <w:uiPriority w:val="39"/>
     <w:unhideWhenUsed/>
     <w:pPr>
@@ -30647,10 +30737,10 @@
       <w:ind w:left="1100"/>
     </w:pPr>
   </w:style>
-  <w:style w:type="paragraph" w:styleId="195">
+  <w:style w:type="paragraph" w:styleId="880">
     <w:name w:val="toc 7"/>
-    <w:basedOn w:val="664"/>
-    <w:next w:val="664"/>
+    <w:basedOn w:val="886"/>
+    <w:next w:val="886"/>
     <w:uiPriority w:val="39"/>
     <w:unhideWhenUsed/>
     <w:pPr>
@@ -30659,10 +30749,10 @@
       <w:ind w:left="1320"/>
     </w:pPr>
   </w:style>
-  <w:style w:type="paragraph" w:styleId="196">
+  <w:style w:type="paragraph" w:styleId="881">
     <w:name w:val="toc 8"/>
-    <w:basedOn w:val="664"/>
-    <w:next w:val="664"/>
+    <w:basedOn w:val="886"/>
+    <w:next w:val="886"/>
     <w:uiPriority w:val="39"/>
     <w:unhideWhenUsed/>
     <w:pPr>
@@ -30671,10 +30761,10 @@
       <w:ind w:left="1540"/>
     </w:pPr>
   </w:style>
-  <w:style w:type="paragraph" w:styleId="197">
+  <w:style w:type="paragraph" w:styleId="882">
     <w:name w:val="toc 9"/>
-    <w:basedOn w:val="664"/>
-    <w:next w:val="664"/>
+    <w:basedOn w:val="886"/>
+    <w:next w:val="886"/>
     <w:uiPriority w:val="39"/>
     <w:unhideWhenUsed/>
     <w:pPr>
@@ -30683,9 +30773,9 @@
       <w:ind w:left="1760"/>
     </w:pPr>
   </w:style>
-  <w:style w:type="character" w:styleId="198">
+  <w:style w:type="character" w:styleId="883">
     <w:name w:val="Placeholder Text"/>
-    <w:basedOn w:val="148"/>
+    <w:basedOn w:val="836"/>
     <w:uiPriority w:val="99"/>
     <w:semiHidden/>
     <w:pPr>
@@ -30697,7 +30787,7 @@
       <w:color w:val="666666"/>
     </w:rPr>
   </w:style>
-  <w:style w:type="paragraph" w:styleId="208">
+  <w:style w:type="paragraph" w:styleId="884">
     <w:name w:val="TOC Heading"/>
     <w:uiPriority w:val="39"/>
     <w:unhideWhenUsed/>
@@ -30707,10 +30797,10 @@
       <w:ind/>
     </w:pPr>
   </w:style>
-  <w:style w:type="paragraph" w:styleId="209">
+  <w:style w:type="paragraph" w:styleId="885">
     <w:name w:val="table of figures"/>
-    <w:basedOn w:val="664"/>
-    <w:next w:val="664"/>
+    <w:basedOn w:val="886"/>
+    <w:next w:val="886"/>
     <w:uiPriority w:val="99"/>
     <w:unhideWhenUsed/>
     <w:pPr>
@@ -30719,7 +30809,7 @@
       <w:ind/>
     </w:pPr>
   </w:style>
-  <w:style w:type="paragraph" w:styleId="664" w:default="1">
+  <w:style w:type="paragraph" w:styleId="886" w:default="1">
     <w:name w:val="Normal"/>
     <w:qFormat/>
     <w:pPr>
@@ -30728,7 +30818,7 @@
       <w:ind/>
     </w:pPr>
   </w:style>
-  <w:style w:type="table" w:styleId="665" w:default="1">
+  <w:style w:type="table" w:styleId="887" w:default="1">
     <w:name w:val="Normal Table"/>
     <w:uiPriority w:val="99"/>
     <w:semiHidden/>
@@ -30921,7 +31011,7 @@
       </w:tcPr>
     </w:tblStylePr>
   </w:style>
-  <w:style w:type="numbering" w:styleId="666" w:default="1">
+  <w:style w:type="numbering" w:styleId="888" w:default="1">
     <w:name w:val="No List"/>
     <w:uiPriority w:val="99"/>
     <w:semiHidden/>
@@ -30932,9 +31022,9 @@
       <w:ind/>
     </w:pPr>
   </w:style>
-  <w:style w:type="paragraph" w:styleId="667">
+  <w:style w:type="paragraph" w:styleId="889">
     <w:name w:val="No Spacing"/>
-    <w:basedOn w:val="664"/>
+    <w:basedOn w:val="886"/>
     <w:uiPriority w:val="1"/>
     <w:qFormat/>
     <w:pPr>
@@ -30943,9 +31033,9 @@
       <w:ind/>
     </w:pPr>
   </w:style>
-  <w:style w:type="paragraph" w:styleId="668">
+  <w:style w:type="paragraph" w:styleId="890">
     <w:name w:val="List Paragraph"/>
-    <w:basedOn w:val="664"/>
+    <w:basedOn w:val="886"/>
     <w:uiPriority w:val="34"/>
     <w:qFormat/>
     <w:pPr>
